--- a/internal_doc/03.开发设计/Story_sequoiasql-oltp安装包优化.docx
+++ b/internal_doc/03.开发设计/Story_sequoiasql-oltp安装包优化.docx
@@ -349,9 +349,6 @@
     <w:p>
       <w:pPr>
         <w:pStyle w:val="Heading3"/>
-        <w:rPr>
-          <w:rFonts w:hint="eastAsia"/>
-        </w:rPr>
       </w:pPr>
       <w:r>
         <w:rPr>
@@ -376,9 +373,6 @@
           <w:numId w:val="19"/>
         </w:numPr>
         <w:ind w:firstLineChars="0"/>
-        <w:rPr>
-          <w:rFonts w:hint="eastAsia"/>
-        </w:rPr>
       </w:pPr>
       <w:r>
         <w:rPr>
@@ -395,9 +389,6 @@
           <w:numId w:val="19"/>
         </w:numPr>
         <w:ind w:firstLineChars="0"/>
-        <w:rPr>
-          <w:rFonts w:hint="eastAsia"/>
-        </w:rPr>
       </w:pPr>
       <w:r>
         <w:rPr>
@@ -414,9 +405,6 @@
           <w:numId w:val="19"/>
         </w:numPr>
         <w:ind w:firstLineChars="0"/>
-        <w:rPr>
-          <w:rFonts w:hint="eastAsia"/>
-        </w:rPr>
       </w:pPr>
       <w:r>
         <w:rPr>
@@ -433,9 +421,6 @@
           <w:numId w:val="19"/>
         </w:numPr>
         <w:ind w:firstLineChars="0"/>
-        <w:rPr>
-          <w:rFonts w:hint="eastAsia"/>
-        </w:rPr>
       </w:pPr>
       <w:r>
         <w:rPr>
@@ -482,9 +467,6 @@
           <w:numId w:val="19"/>
         </w:numPr>
         <w:ind w:firstLineChars="0"/>
-        <w:rPr>
-          <w:rFonts w:hint="eastAsia"/>
-        </w:rPr>
       </w:pPr>
       <w:r>
         <w:rPr>
@@ -501,9 +483,6 @@
           <w:numId w:val="19"/>
         </w:numPr>
         <w:ind w:firstLineChars="0"/>
-        <w:rPr>
-          <w:rFonts w:hint="eastAsia"/>
-        </w:rPr>
       </w:pPr>
       <w:r>
         <w:rPr>
@@ -532,9 +511,6 @@
           <w:numId w:val="19"/>
         </w:numPr>
         <w:ind w:firstLineChars="0"/>
-        <w:rPr>
-          <w:rFonts w:hint="eastAsia"/>
-        </w:rPr>
       </w:pPr>
       <w:r>
         <w:rPr>
@@ -748,7 +724,7 @@
               <w:rPr>
                 <w:color w:val="000000" w:themeColor="text1"/>
               </w:rPr>
-              <w:t>--username</w:t>
+              <w:t>--user</w:t>
             </w:r>
           </w:p>
         </w:tc>
@@ -758,7 +734,10 @@
           </w:tcPr>
           <w:p>
             <w:r>
-              <w:t>&lt;username&gt;</w:t>
+              <w:t>&lt;user</w:t>
+            </w:r>
+            <w:r>
+              <w:t>&gt;</w:t>
             </w:r>
           </w:p>
         </w:tc>
@@ -794,7 +773,7 @@
               <w:rPr>
                 <w:color w:val="000000" w:themeColor="text1"/>
               </w:rPr>
-              <w:t>--groupname</w:t>
+              <w:t>--group</w:t>
             </w:r>
           </w:p>
         </w:tc>
@@ -803,11 +782,6 @@
             <w:tcW w:w="2615" w:type="dxa"/>
           </w:tcPr>
           <w:p>
-            <w:pPr>
-              <w:rPr>
-                <w:rFonts w:hint="eastAsia"/>
-              </w:rPr>
-            </w:pPr>
             <w:r>
               <w:t>&lt;</w:t>
             </w:r>
@@ -815,7 +789,7 @@
               <w:rPr>
                 <w:color w:val="000000" w:themeColor="text1"/>
               </w:rPr>
-              <w:t>groupname</w:t>
+              <w:t>group</w:t>
             </w:r>
             <w:r>
               <w:t>&gt;</w:t>
@@ -851,7 +825,13 @@
               <w:rPr>
                 <w:color w:val="000000" w:themeColor="text1"/>
               </w:rPr>
-              <w:t>--userpasswd</w:t>
+              <w:t>--</w:t>
+            </w:r>
+            <w:r>
+              <w:rPr>
+                <w:color w:val="000000" w:themeColor="text1"/>
+              </w:rPr>
+              <w:t>passwd</w:t>
             </w:r>
           </w:p>
         </w:tc>
@@ -860,11 +840,6 @@
             <w:tcW w:w="2615" w:type="dxa"/>
           </w:tcPr>
           <w:p>
-            <w:pPr>
-              <w:rPr>
-                <w:rFonts w:hint="eastAsia"/>
-              </w:rPr>
-            </w:pPr>
             <w:r>
               <w:t>&lt;</w:t>
             </w:r>
@@ -872,7 +847,13 @@
               <w:rPr>
                 <w:color w:val="000000" w:themeColor="text1"/>
               </w:rPr>
-              <w:t xml:space="preserve"> userpasswd</w:t>
+              <w:t xml:space="preserve"> </w:t>
+            </w:r>
+            <w:r>
+              <w:rPr>
+                <w:color w:val="000000" w:themeColor="text1"/>
+              </w:rPr>
+              <w:t>passwd</w:t>
             </w:r>
             <w:r>
               <w:t>&gt;</w:t>
@@ -978,9 +959,6 @@
           <w:ilvl w:val="0"/>
           <w:numId w:val="18"/>
         </w:numPr>
-        <w:rPr>
-          <w:rFonts w:hint="eastAsia"/>
-        </w:rPr>
       </w:pPr>
       <w:r>
         <w:rPr>
@@ -997,9 +975,6 @@
           <w:numId w:val="21"/>
         </w:numPr>
         <w:ind w:firstLineChars="0"/>
-        <w:rPr>
-          <w:rFonts w:hint="eastAsia"/>
-        </w:rPr>
       </w:pPr>
       <w:r>
         <w:rPr>
@@ -1030,41 +1005,28 @@
         <w:rPr>
           <w:color w:val="000000" w:themeColor="text1"/>
         </w:rPr>
-        <w:t>username</w:t>
+        <w:t>user</w:t>
       </w:r>
       <w:r>
         <w:rPr>
           <w:rFonts w:hint="eastAsia"/>
           <w:color w:val="000000" w:themeColor="text1"/>
         </w:rPr>
-        <w:t xml:space="preserve"> --group</w:t>
-      </w:r>
-      <w:r>
-        <w:rPr>
+        <w:t xml:space="preserve"> --group </w:t>
+      </w:r>
+      <w:r>
+        <w:rPr>
+          <w:rFonts w:hint="eastAsia"/>
           <w:color w:val="000000" w:themeColor="text1"/>
         </w:rPr>
-        <w:t>name</w:t>
+        <w:t>--</w:t>
       </w:r>
       <w:r>
         <w:rPr>
           <w:rFonts w:hint="eastAsia"/>
           <w:color w:val="000000" w:themeColor="text1"/>
         </w:rPr>
-        <w:t xml:space="preserve"> --userpasswd</w:t>
-      </w:r>
-      <w:r>
-        <w:rPr>
-          <w:rFonts w:hint="eastAsia"/>
-          <w:color w:val="000000" w:themeColor="text1"/>
-        </w:rPr>
-        <w:t>，如果用户存在，则检验用户组和密码；如果用户不存在则新建。不指定时默认</w:t>
-      </w:r>
-      <w:r>
-        <w:rPr>
-          <w:rFonts w:hint="eastAsia"/>
-          <w:color w:val="000000" w:themeColor="text1"/>
-        </w:rPr>
-        <w:t>sdbadmin</w:t>
+        <w:t>passwd</w:t>
       </w:r>
       <w:r>
         <w:rPr>
@@ -1078,9 +1040,264 @@
       <w:pPr>
         <w:pStyle w:val="ListParagraph"/>
         <w:ind w:left="777" w:firstLineChars="0" w:firstLine="0"/>
-        <w:rPr>
-          <w:rFonts w:hint="eastAsia"/>
-        </w:rPr>
+      </w:pPr>
+      <w:r>
+        <w:rPr>
+          <w:rFonts w:hint="eastAsia"/>
+          <w:color w:val="000000" w:themeColor="text1"/>
+        </w:rPr>
+        <w:t>默认值分别为</w:t>
+      </w:r>
+      <w:r>
+        <w:rPr>
+          <w:rFonts w:hint="eastAsia"/>
+          <w:color w:val="000000" w:themeColor="text1"/>
+        </w:rPr>
+        <w:t>sdbadmin</w:t>
+      </w:r>
+      <w:r>
+        <w:rPr>
+          <w:rFonts w:hint="eastAsia"/>
+          <w:color w:val="000000" w:themeColor="text1"/>
+        </w:rPr>
+        <w:t>、</w:t>
+      </w:r>
+      <w:r>
+        <w:rPr>
+          <w:rFonts w:hint="eastAsia"/>
+          <w:color w:val="000000" w:themeColor="text1"/>
+        </w:rPr>
+        <w:t>${user}</w:t>
+      </w:r>
+      <w:r>
+        <w:rPr>
+          <w:rFonts w:hint="eastAsia"/>
+          <w:color w:val="000000" w:themeColor="text1"/>
+        </w:rPr>
+        <w:t>_group</w:t>
+      </w:r>
+      <w:r>
+        <w:rPr>
+          <w:rFonts w:hint="eastAsia"/>
+          <w:color w:val="000000" w:themeColor="text1"/>
+        </w:rPr>
+        <w:t>、</w:t>
+      </w:r>
+      <w:r>
+        <w:rPr>
+          <w:rFonts w:hint="eastAsia"/>
+          <w:color w:val="000000" w:themeColor="text1"/>
+        </w:rPr>
+        <w:t>${user}</w:t>
+      </w:r>
+      <w:r>
+        <w:rPr>
+          <w:rFonts w:hint="eastAsia"/>
+          <w:color w:val="000000" w:themeColor="text1"/>
+        </w:rPr>
+        <w:t>。</w:t>
+      </w:r>
+    </w:p>
+    <w:p>
+      <w:pPr>
+        <w:pStyle w:val="ListParagraph"/>
+        <w:ind w:left="777" w:firstLineChars="0" w:firstLine="0"/>
+        <w:rPr>
+          <w:color w:val="000000" w:themeColor="text1"/>
+        </w:rPr>
+      </w:pPr>
+      <w:r>
+        <w:rPr>
+          <w:rFonts w:hint="eastAsia"/>
+          <w:color w:val="000000" w:themeColor="text1"/>
+        </w:rPr>
+        <w:t>如果用户存在，则检验用户组，如果不属于该用户组，则报错退出。</w:t>
+      </w:r>
+    </w:p>
+    <w:p>
+      <w:pPr>
+        <w:pStyle w:val="ListParagraph"/>
+        <w:ind w:left="777" w:firstLineChars="0" w:firstLine="0"/>
+        <w:rPr>
+          <w:color w:val="000000" w:themeColor="text1"/>
+        </w:rPr>
+      </w:pPr>
+      <w:r>
+        <w:rPr>
+          <w:rFonts w:hint="eastAsia"/>
+          <w:color w:val="000000" w:themeColor="text1"/>
+        </w:rPr>
+        <w:t>如果用户不存在则新建</w:t>
+      </w:r>
+      <w:r>
+        <w:rPr>
+          <w:rFonts w:hint="eastAsia"/>
+          <w:color w:val="000000" w:themeColor="text1"/>
+        </w:rPr>
+        <w:t>用户，如果组不存在则新建组。</w:t>
+      </w:r>
+    </w:p>
+    <w:p>
+      <w:pPr>
+        <w:pStyle w:val="ListParagraph"/>
+        <w:ind w:left="777" w:firstLineChars="0" w:firstLine="0"/>
+        <w:rPr>
+          <w:color w:val="000000" w:themeColor="text1"/>
+        </w:rPr>
+      </w:pPr>
+      <w:r>
+        <w:rPr>
+          <w:rFonts w:hint="eastAsia"/>
+          <w:color w:val="000000" w:themeColor="text1"/>
+        </w:rPr>
+        <w:t>新建用户会设置密码，生成家目录，生成</w:t>
+      </w:r>
+      <w:r>
+        <w:rPr>
+          <w:rFonts w:hint="eastAsia"/>
+          <w:color w:val="000000" w:themeColor="text1"/>
+        </w:rPr>
+        <w:t>.bashrc</w:t>
+      </w:r>
+      <w:r>
+        <w:rPr>
+          <w:rFonts w:hint="eastAsia"/>
+          <w:color w:val="000000" w:themeColor="text1"/>
+        </w:rPr>
+        <w:t>文件。</w:t>
+      </w:r>
+    </w:p>
+    <w:p>
+      <w:pPr>
+        <w:pStyle w:val="ListParagraph"/>
+        <w:ind w:left="777" w:firstLineChars="0" w:firstLine="0"/>
+        <w:rPr>
+          <w:color w:val="000000" w:themeColor="text1"/>
+        </w:rPr>
+      </w:pPr>
+      <w:r>
+        <w:rPr>
+          <w:rFonts w:hint="eastAsia"/>
+        </w:rPr>
+        <w:t>在命令行里传入</w:t>
+      </w:r>
+      <w:r>
+        <w:rPr>
+          <w:rFonts w:hint="eastAsia"/>
+        </w:rPr>
+        <w:t xml:space="preserve">--prefix </w:t>
+      </w:r>
+      <w:r>
+        <w:rPr>
+          <w:rFonts w:hint="eastAsia"/>
+          <w:color w:val="000000" w:themeColor="text1"/>
+        </w:rPr>
+        <w:t>--</w:t>
+      </w:r>
+      <w:r>
+        <w:rPr>
+          <w:color w:val="000000" w:themeColor="text1"/>
+        </w:rPr>
+        <w:t>username</w:t>
+      </w:r>
+      <w:r>
+        <w:rPr>
+          <w:rFonts w:hint="eastAsia"/>
+          <w:color w:val="000000" w:themeColor="text1"/>
+        </w:rPr>
+        <w:t xml:space="preserve"> --group</w:t>
+      </w:r>
+      <w:r>
+        <w:rPr>
+          <w:color w:val="000000" w:themeColor="text1"/>
+        </w:rPr>
+        <w:t>name</w:t>
+      </w:r>
+      <w:r>
+        <w:rPr>
+          <w:rFonts w:hint="eastAsia"/>
+          <w:color w:val="000000" w:themeColor="text1"/>
+        </w:rPr>
+        <w:t xml:space="preserve"> </w:t>
+      </w:r>
+      <w:r>
+        <w:rPr>
+          <w:rFonts w:hint="eastAsia"/>
+          <w:color w:val="000000" w:themeColor="text1"/>
+        </w:rPr>
+        <w:t>--</w:t>
+      </w:r>
+      <w:r>
+        <w:rPr>
+          <w:rFonts w:hint="eastAsia"/>
+          <w:color w:val="000000" w:themeColor="text1"/>
+        </w:rPr>
+        <w:t>userpasswd</w:t>
+      </w:r>
+      <w:r>
+        <w:rPr>
+          <w:rFonts w:hint="eastAsia"/>
+          <w:color w:val="000000" w:themeColor="text1"/>
+        </w:rPr>
+        <w:t>等参数后，在</w:t>
+      </w:r>
+      <w:r>
+        <w:rPr>
+          <w:rFonts w:hint="eastAsia"/>
+          <w:color w:val="000000" w:themeColor="text1"/>
+        </w:rPr>
+        <w:t>text</w:t>
+      </w:r>
+      <w:r>
+        <w:rPr>
+          <w:rFonts w:hint="eastAsia"/>
+          <w:color w:val="000000" w:themeColor="text1"/>
+        </w:rPr>
+        <w:t>模式或者</w:t>
+      </w:r>
+      <w:r>
+        <w:rPr>
+          <w:rFonts w:hint="eastAsia"/>
+          <w:color w:val="000000" w:themeColor="text1"/>
+        </w:rPr>
+        <w:t>gui</w:t>
+      </w:r>
+      <w:r>
+        <w:rPr>
+          <w:rFonts w:hint="eastAsia"/>
+          <w:color w:val="000000" w:themeColor="text1"/>
+        </w:rPr>
+        <w:t>模式中不再提示输入。</w:t>
+      </w:r>
+    </w:p>
+    <w:p>
+      <w:pPr>
+        <w:pStyle w:val="ListParagraph"/>
+        <w:ind w:left="777" w:firstLineChars="0" w:firstLine="0"/>
+      </w:pPr>
+      <w:r>
+        <w:rPr>
+          <w:rFonts w:hint="eastAsia"/>
+        </w:rPr>
+        <w:t>输入的用户不允许为</w:t>
+      </w:r>
+      <w:r>
+        <w:rPr>
+          <w:rFonts w:hint="eastAsia"/>
+        </w:rPr>
+        <w:t>root</w:t>
+      </w:r>
+      <w:r>
+        <w:rPr>
+          <w:rFonts w:hint="eastAsia"/>
+        </w:rPr>
+        <w:t>。</w:t>
+      </w:r>
+    </w:p>
+    <w:p>
+      <w:pPr>
+        <w:pStyle w:val="ListParagraph"/>
+        <w:ind w:left="777" w:firstLineChars="0" w:firstLine="0"/>
       </w:pPr>
     </w:p>
     <w:p>
@@ -1091,74 +1308,51 @@
           <w:numId w:val="21"/>
         </w:numPr>
         <w:ind w:firstLineChars="0"/>
-        <w:rPr>
-          <w:rFonts w:hint="eastAsia"/>
-        </w:rPr>
-      </w:pPr>
-      <w:r>
-        <w:rPr>
-          <w:rFonts w:hint="eastAsia"/>
-        </w:rPr>
-        <w:t>把</w:t>
-      </w:r>
-      <w:r>
-        <w:t>export LD_LIBRARY_PATH=$</w:t>
-      </w:r>
-      <w:r>
-        <w:rPr>
-          <w:rFonts w:hint="eastAsia"/>
-        </w:rPr>
-        <w:t>{INSTALL_DIR}</w:t>
-      </w:r>
-      <w:r>
-        <w:rPr>
-          <w:color w:val="000000" w:themeColor="text1"/>
-        </w:rPr>
-        <w:t>/lib:${LD_LIBRARY_PATH}</w:t>
-      </w:r>
-      <w:r>
-        <w:rPr>
-          <w:rFonts w:hint="eastAsia"/>
-          <w:color w:val="000000" w:themeColor="text1"/>
-        </w:rPr>
-        <w:t>文件写入用户的</w:t>
-      </w:r>
-      <w:r>
-        <w:rPr>
-          <w:rFonts w:hint="eastAsia"/>
-          <w:color w:val="000000" w:themeColor="text1"/>
-        </w:rPr>
-        <w:t>.bashrc</w:t>
-      </w:r>
-      <w:r>
-        <w:rPr>
-          <w:rFonts w:hint="eastAsia"/>
-          <w:color w:val="000000" w:themeColor="text1"/>
-        </w:rPr>
-        <w:t>文件，如果已存在相同的</w:t>
-      </w:r>
-      <w:r>
-        <w:rPr>
-          <w:rFonts w:hint="eastAsia"/>
-          <w:color w:val="000000" w:themeColor="text1"/>
-        </w:rPr>
-        <w:t>export</w:t>
-      </w:r>
-      <w:r>
-        <w:rPr>
-          <w:rFonts w:hint="eastAsia"/>
-          <w:color w:val="000000" w:themeColor="text1"/>
-        </w:rPr>
-        <w:t>语句则不会再次写入。</w:t>
+      </w:pPr>
+      <w:r>
+        <w:rPr>
+          <w:rFonts w:hint="eastAsia"/>
+        </w:rPr>
+        <w:t>为了与</w:t>
+      </w:r>
+      <w:r>
+        <w:rPr>
+          <w:rFonts w:hint="eastAsia"/>
+        </w:rPr>
+        <w:t>sequoiadb</w:t>
+      </w:r>
+      <w:r>
+        <w:rPr>
+          <w:rFonts w:hint="eastAsia"/>
+        </w:rPr>
+        <w:t>保持统一，安装包名也全部改为小写</w:t>
+      </w:r>
+      <w:r>
+        <w:br/>
+      </w:r>
+      <w:r>
+        <w:t>sequoiasql-oltp-2.8.1-x86_64-enterprise-installer.run</w:t>
+      </w:r>
+      <w:r>
+        <w:rPr>
+          <w:rFonts w:hint="eastAsia"/>
+        </w:rPr>
+        <w:t>，默认路径改为</w:t>
+      </w:r>
+      <w:r>
+        <w:br/>
+      </w:r>
+      <w:r>
+        <w:rPr>
+          <w:rFonts w:hint="eastAsia"/>
+        </w:rPr>
+        <w:t>/opt/sequoiasqloltp</w:t>
       </w:r>
     </w:p>
     <w:p>
       <w:pPr>
         <w:pStyle w:val="ListParagraph"/>
         <w:ind w:left="777" w:firstLineChars="0" w:firstLine="0"/>
-        <w:rPr>
-          <w:rFonts w:hint="eastAsia"/>
-        </w:rPr>
       </w:pPr>
     </w:p>
     <w:p>
@@ -1169,240 +1363,18 @@
           <w:numId w:val="21"/>
         </w:numPr>
         <w:ind w:firstLineChars="0"/>
-        <w:rPr>
-          <w:rFonts w:hint="eastAsia"/>
-        </w:rPr>
-      </w:pPr>
-      <w:r>
-        <w:rPr>
-          <w:rFonts w:hint="eastAsia"/>
-        </w:rPr>
-        <w:t>添加系统文件</w:t>
-      </w:r>
-      <w:r>
-        <w:rPr>
-          <w:rFonts w:hint="eastAsia"/>
-        </w:rPr>
-        <w:t>/etc/default/sequoiasqloltp</w:t>
-      </w:r>
-      <w:r>
-        <w:rPr>
-          <w:rFonts w:hint="eastAsia"/>
-        </w:rPr>
-        <w:t>，为升级做准备。</w:t>
-      </w:r>
-      <w:r>
-        <w:rPr>
-          <w:rFonts w:hint="eastAsia"/>
-        </w:rPr>
-        <w:t>如果已存在</w:t>
-      </w:r>
-      <w:r>
-        <w:rPr>
-          <w:rFonts w:hint="eastAsia"/>
-        </w:rPr>
-        <w:t>sequoiasqloltp</w:t>
-      </w:r>
-      <w:r>
-        <w:rPr>
-          <w:rFonts w:hint="eastAsia"/>
-        </w:rPr>
-        <w:t>文件，则在文件名后面加上</w:t>
-      </w:r>
-      <w:r>
-        <w:rPr>
-          <w:rFonts w:hint="eastAsia"/>
-        </w:rPr>
-        <w:t>数字</w:t>
-      </w:r>
-      <w:r>
-        <w:rPr>
-          <w:rFonts w:hint="eastAsia"/>
-        </w:rPr>
-        <w:t>后缀</w:t>
-      </w:r>
-      <w:r>
-        <w:rPr>
-          <w:rFonts w:hint="eastAsia"/>
-        </w:rPr>
-        <w:t>sequoiasqloltp1</w:t>
-      </w:r>
-      <w:r>
-        <w:rPr>
-          <w:rFonts w:hint="eastAsia"/>
-        </w:rPr>
-        <w:t>、</w:t>
-      </w:r>
-      <w:r>
-        <w:rPr>
-          <w:rFonts w:hint="eastAsia"/>
-        </w:rPr>
-        <w:t>sequoiasqloltp2</w:t>
-      </w:r>
-      <w:r>
-        <w:rPr>
-          <w:rFonts w:hint="eastAsia"/>
-        </w:rPr>
-        <w:t>、</w:t>
-      </w:r>
-      <w:r>
-        <w:rPr>
-          <w:rFonts w:hint="eastAsia"/>
-        </w:rPr>
-        <w:t>sequoiasqloltp3</w:t>
-      </w:r>
-      <w:r>
-        <w:rPr>
-          <w:rFonts w:hint="eastAsia"/>
-        </w:rPr>
-        <w:t>……</w:t>
+      </w:pPr>
+      <w:r>
+        <w:rPr>
+          <w:rFonts w:hint="eastAsia"/>
+        </w:rPr>
+        <w:t>安装语言支持中文</w:t>
       </w:r>
     </w:p>
     <w:p>
       <w:pPr>
         <w:pStyle w:val="ListParagraph"/>
         <w:ind w:left="777" w:firstLineChars="0" w:firstLine="0"/>
-        <w:rPr>
-          <w:rFonts w:hint="eastAsia"/>
-        </w:rPr>
-      </w:pPr>
-      <w:r>
-        <w:rPr>
-          <w:rFonts w:hint="eastAsia"/>
-        </w:rPr>
-        <w:t>内容：</w:t>
-      </w:r>
-    </w:p>
-    <w:p>
-      <w:pPr>
-        <w:pStyle w:val="ListParagraph"/>
-        <w:ind w:left="777" w:firstLineChars="0" w:firstLine="0"/>
-        <w:rPr>
-          <w:rFonts w:hint="eastAsia"/>
-          <w:color w:val="5F497A" w:themeColor="accent4" w:themeShade="BF"/>
-        </w:rPr>
-      </w:pPr>
-      <w:r>
-        <w:rPr>
-          <w:rFonts w:hint="eastAsia"/>
-          <w:color w:val="5F497A" w:themeColor="accent4" w:themeShade="BF"/>
-        </w:rPr>
-        <w:t>VERSION=xxxx</w:t>
-      </w:r>
-      <w:r>
-        <w:rPr>
-          <w:color w:val="5F497A" w:themeColor="accent4" w:themeShade="BF"/>
-        </w:rPr>
-        <w:br/>
-        <w:t>USER=xxx </w:t>
-      </w:r>
-      <w:r>
-        <w:rPr>
-          <w:color w:val="5F497A" w:themeColor="accent4" w:themeShade="BF"/>
-        </w:rPr>
-        <w:br/>
-        <w:t>INSTALL_DIR=xxxxx </w:t>
-      </w:r>
-      <w:r>
-        <w:rPr>
-          <w:color w:val="5F497A" w:themeColor="accent4" w:themeShade="BF"/>
-        </w:rPr>
-        <w:br/>
-        <w:t>MD5=xxxxx </w:t>
-      </w:r>
-    </w:p>
-    <w:p>
-      <w:pPr>
-        <w:pStyle w:val="ListParagraph"/>
-        <w:ind w:left="777" w:firstLineChars="0" w:firstLine="0"/>
-        <w:rPr>
-          <w:rFonts w:hint="eastAsia"/>
-        </w:rPr>
-      </w:pPr>
-      <w:r>
-        <w:rPr>
-          <w:rFonts w:hint="eastAsia"/>
-        </w:rPr>
-        <w:t>未来的升级方案：</w:t>
-      </w:r>
-      <w:r>
-        <w:rPr>
-          <w:rFonts w:hint="eastAsia"/>
-        </w:rPr>
-        <w:t>sequoiasql-2.8.run --upgrade true</w:t>
-      </w:r>
-      <w:r>
-        <w:rPr>
-          <w:rFonts w:hint="eastAsia"/>
-        </w:rPr>
-        <w:t>，</w:t>
-      </w:r>
-      <w:r>
-        <w:rPr>
-          <w:rFonts w:hint="eastAsia"/>
-        </w:rPr>
-        <w:t>扫描</w:t>
-      </w:r>
-      <w:r>
-        <w:rPr>
-          <w:rFonts w:hint="eastAsia"/>
-        </w:rPr>
-        <w:t>/etc/default</w:t>
-      </w:r>
-      <w:r>
-        <w:rPr>
-          <w:rFonts w:hint="eastAsia"/>
-        </w:rPr>
-        <w:t>下所有的</w:t>
-      </w:r>
-      <w:r>
-        <w:rPr>
-          <w:rFonts w:hint="eastAsia"/>
-        </w:rPr>
-        <w:t>sequoiasqloltp*</w:t>
-      </w:r>
-      <w:r>
-        <w:rPr>
-          <w:rFonts w:hint="eastAsia"/>
-        </w:rPr>
-        <w:t>文件</w:t>
-      </w:r>
-      <w:r>
-        <w:rPr>
-          <w:rFonts w:hint="eastAsia"/>
-        </w:rPr>
-        <w:t>，</w:t>
-      </w:r>
-      <w:r>
-        <w:rPr>
-          <w:rFonts w:hint="eastAsia"/>
-        </w:rPr>
-        <w:t>询问用户选择哪个系统配置文件，</w:t>
-      </w:r>
-      <w:r>
-        <w:rPr>
-          <w:rFonts w:hint="eastAsia"/>
-        </w:rPr>
-        <w:t>取安装路径</w:t>
-      </w:r>
-      <w:r>
-        <w:t>INSTALL_DIR</w:t>
-      </w:r>
-      <w:r>
-        <w:rPr>
-          <w:rFonts w:hint="eastAsia"/>
-        </w:rPr>
-        <w:t>，就可以执行升级了。</w:t>
-      </w:r>
-    </w:p>
-    <w:p>
-      <w:pPr>
-        <w:pStyle w:val="ListParagraph"/>
-        <w:ind w:left="777" w:firstLineChars="0" w:firstLine="0"/>
-        <w:rPr>
-          <w:rFonts w:hint="eastAsia"/>
-          <w:color w:val="5F497A" w:themeColor="accent4" w:themeShade="BF"/>
-        </w:rPr>
       </w:pPr>
     </w:p>
     <w:p>
@@ -1413,201 +1385,54 @@
           <w:numId w:val="21"/>
         </w:numPr>
         <w:ind w:firstLineChars="0"/>
-        <w:rPr>
-          <w:rFonts w:hint="eastAsia"/>
-        </w:rPr>
-      </w:pPr>
-      <w:r>
-        <w:rPr>
-          <w:rFonts w:hint="eastAsia"/>
-        </w:rPr>
-        <w:t>一台机器上支持安装多个版本的</w:t>
-      </w:r>
-      <w:r>
-        <w:rPr>
-          <w:rFonts w:hint="eastAsia"/>
-        </w:rPr>
-        <w:t>sequoiasql</w:t>
-      </w:r>
-      <w:r>
-        <w:rPr>
-          <w:rFonts w:hint="eastAsia"/>
-        </w:rPr>
-        <w:t>，通过</w:t>
-      </w:r>
-      <w:r>
-        <w:rPr>
-          <w:rFonts w:hint="eastAsia"/>
-        </w:rPr>
-        <w:t>/etc/default/sequoiasqloltp-[version]</w:t>
-      </w:r>
-      <w:r>
-        <w:rPr>
-          <w:rFonts w:hint="eastAsia"/>
-        </w:rPr>
-        <w:t>区分多个版本。</w:t>
-      </w:r>
-      <w:r>
-        <w:rPr>
-          <w:rFonts w:hint="eastAsia"/>
-        </w:rPr>
-        <w:t>安装时，如果检测到其他版本的安装路径冲突，会报错退出。</w:t>
+      </w:pPr>
+      <w:r>
+        <w:rPr>
+          <w:rFonts w:hint="eastAsia"/>
+        </w:rPr>
+        <w:t>安装时需要检测磁盘容量</w:t>
+      </w:r>
+      <w:r>
+        <w:rPr>
+          <w:rFonts w:hint="eastAsia"/>
+        </w:rPr>
+        <w:t>30M</w:t>
+      </w:r>
+      <w:r>
+        <w:rPr>
+          <w:rFonts w:hint="eastAsia"/>
+        </w:rPr>
+        <w:t>（之前是需要</w:t>
+      </w:r>
+      <w:r>
+        <w:rPr>
+          <w:rFonts w:hint="eastAsia"/>
+        </w:rPr>
+        <w:t>1.3G</w:t>
+      </w:r>
+      <w:r>
+        <w:rPr>
+          <w:rFonts w:hint="eastAsia"/>
+        </w:rPr>
+        <w:t>，实际上安装只需要</w:t>
+      </w:r>
+      <w:r>
+        <w:rPr>
+          <w:rFonts w:hint="eastAsia"/>
+        </w:rPr>
+        <w:t>30MB</w:t>
+      </w:r>
+      <w:r>
+        <w:rPr>
+          <w:rFonts w:hint="eastAsia"/>
+        </w:rPr>
+        <w:t>）</w:t>
       </w:r>
     </w:p>
     <w:p>
       <w:pPr>
         <w:pStyle w:val="ListParagraph"/>
         <w:ind w:left="777" w:firstLineChars="0" w:firstLine="0"/>
-        <w:rPr>
-          <w:rFonts w:hint="eastAsia"/>
-        </w:rPr>
-      </w:pPr>
-      <w:r>
-        <w:rPr>
-          <w:rFonts w:hint="eastAsia"/>
-        </w:rPr>
-        <w:t>一个</w:t>
-      </w:r>
-      <w:r>
-        <w:rPr>
-          <w:rFonts w:hint="eastAsia"/>
-        </w:rPr>
-        <w:t>sequoiasql</w:t>
-      </w:r>
-      <w:r>
-        <w:rPr>
-          <w:rFonts w:hint="eastAsia"/>
-        </w:rPr>
-        <w:t>支持启动多个实例，在安装路径下</w:t>
-      </w:r>
-      <w:r>
-        <w:rPr>
-          <w:rFonts w:hint="eastAsia"/>
-        </w:rPr>
-        <w:t>增加目录</w:t>
-      </w:r>
-      <w:r>
-        <w:rPr>
-          <w:rFonts w:hint="eastAsia"/>
-        </w:rPr>
-        <w:t>conf/instance</w:t>
-      </w:r>
-      <w:r>
-        <w:rPr>
-          <w:rFonts w:hint="eastAsia"/>
-        </w:rPr>
-        <w:t>。</w:t>
-      </w:r>
-      <w:r>
-        <w:rPr>
-          <w:rFonts w:hint="eastAsia"/>
-        </w:rPr>
-        <w:t>通过</w:t>
-      </w:r>
-      <w:r>
-        <w:rPr>
-          <w:rFonts w:hint="eastAsia"/>
-        </w:rPr>
-        <w:t>sdb_sql_ctl</w:t>
-      </w:r>
-      <w:r>
-        <w:rPr>
-          <w:rFonts w:hint="eastAsia"/>
-        </w:rPr>
-        <w:t>添加实例时，会在</w:t>
-      </w:r>
-      <w:r>
-        <w:rPr>
-          <w:rFonts w:hint="eastAsia"/>
-        </w:rPr>
-        <w:t>conf/instance</w:t>
-      </w:r>
-      <w:r>
-        <w:rPr>
-          <w:rFonts w:hint="eastAsia"/>
-        </w:rPr>
-        <w:t>生成</w:t>
-      </w:r>
-      <w:r>
-        <w:rPr>
-          <w:rFonts w:hint="eastAsia"/>
-        </w:rPr>
-        <w:t>[instname].conf</w:t>
-      </w:r>
-    </w:p>
-    <w:p>
-      <w:pPr>
-        <w:pStyle w:val="ListParagraph"/>
-        <w:ind w:left="777" w:firstLineChars="0" w:firstLine="0"/>
-        <w:rPr>
-          <w:rFonts w:hint="eastAsia"/>
-        </w:rPr>
-      </w:pPr>
-      <w:r>
-        <w:rPr>
-          <w:rFonts w:hint="eastAsia"/>
-        </w:rPr>
-        <w:t>内容：</w:t>
-      </w:r>
-    </w:p>
-    <w:p>
-      <w:pPr>
-        <w:pStyle w:val="ListParagraph"/>
-        <w:ind w:left="777" w:firstLineChars="0" w:firstLine="0"/>
-        <w:rPr>
-          <w:rFonts w:hint="eastAsia"/>
-          <w:color w:val="5F497A" w:themeColor="accent4" w:themeShade="BF"/>
-        </w:rPr>
-      </w:pPr>
-      <w:r>
-        <w:rPr>
-          <w:rFonts w:hint="eastAsia"/>
-          <w:color w:val="5F497A" w:themeColor="accent4" w:themeShade="BF"/>
-        </w:rPr>
-        <w:t>INSTNAME=xxx</w:t>
-      </w:r>
-    </w:p>
-    <w:p>
-      <w:pPr>
-        <w:pStyle w:val="ListParagraph"/>
-        <w:ind w:left="777" w:firstLineChars="0" w:firstLine="0"/>
-        <w:rPr>
-          <w:rFonts w:hint="eastAsia"/>
-          <w:color w:val="5F497A" w:themeColor="accent4" w:themeShade="BF"/>
-        </w:rPr>
-      </w:pPr>
-      <w:r>
-        <w:rPr>
-          <w:rFonts w:hint="eastAsia"/>
-          <w:color w:val="5F497A" w:themeColor="accent4" w:themeShade="BF"/>
-        </w:rPr>
-        <w:t>PGDATA=xxx</w:t>
-      </w:r>
-    </w:p>
-    <w:p>
-      <w:pPr>
-        <w:pStyle w:val="ListParagraph"/>
-        <w:ind w:left="777" w:firstLineChars="0" w:firstLine="0"/>
-        <w:rPr>
-          <w:rFonts w:hint="eastAsia"/>
-          <w:color w:val="5F497A" w:themeColor="accent4" w:themeShade="BF"/>
-        </w:rPr>
-      </w:pPr>
-      <w:r>
-        <w:rPr>
-          <w:rFonts w:hint="eastAsia"/>
-          <w:color w:val="5F497A" w:themeColor="accent4" w:themeShade="BF"/>
-        </w:rPr>
-        <w:t>PGLOG=xxx</w:t>
-      </w:r>
-    </w:p>
-    <w:p>
-      <w:pPr>
-        <w:pStyle w:val="ListParagraph"/>
-        <w:ind w:left="777" w:firstLineChars="0" w:firstLine="0"/>
-        <w:rPr>
-          <w:rFonts w:hint="eastAsia"/>
-        </w:rPr>
       </w:pPr>
     </w:p>
     <w:p>
@@ -1618,9 +1443,646 @@
           <w:numId w:val="21"/>
         </w:numPr>
         <w:ind w:firstLineChars="0"/>
-        <w:rPr>
-          <w:rFonts w:hint="eastAsia"/>
-        </w:rPr>
+      </w:pPr>
+      <w:r>
+        <w:rPr>
+          <w:rFonts w:hint="eastAsia"/>
+        </w:rPr>
+        <w:t>把</w:t>
+      </w:r>
+      <w:r>
+        <w:t>export LD_LIBRARY_PATH=$</w:t>
+      </w:r>
+      <w:r>
+        <w:rPr>
+          <w:rFonts w:hint="eastAsia"/>
+        </w:rPr>
+        <w:t>{INSTALL_DIR}</w:t>
+      </w:r>
+      <w:r>
+        <w:rPr>
+          <w:color w:val="000000" w:themeColor="text1"/>
+        </w:rPr>
+        <w:t>/lib:${LD_LIBRARY_PATH}</w:t>
+      </w:r>
+      <w:r>
+        <w:rPr>
+          <w:rFonts w:hint="eastAsia"/>
+          <w:color w:val="000000" w:themeColor="text1"/>
+        </w:rPr>
+        <w:t>文件写入用户的</w:t>
+      </w:r>
+      <w:r>
+        <w:rPr>
+          <w:rFonts w:hint="eastAsia"/>
+          <w:color w:val="000000" w:themeColor="text1"/>
+        </w:rPr>
+        <w:t>.bashrc</w:t>
+      </w:r>
+      <w:r>
+        <w:rPr>
+          <w:rFonts w:hint="eastAsia"/>
+          <w:color w:val="000000" w:themeColor="text1"/>
+        </w:rPr>
+        <w:t>文件，如果已存在相同的</w:t>
+      </w:r>
+      <w:r>
+        <w:rPr>
+          <w:rFonts w:hint="eastAsia"/>
+          <w:color w:val="000000" w:themeColor="text1"/>
+        </w:rPr>
+        <w:t>export</w:t>
+      </w:r>
+      <w:r>
+        <w:rPr>
+          <w:rFonts w:hint="eastAsia"/>
+          <w:color w:val="000000" w:themeColor="text1"/>
+        </w:rPr>
+        <w:t>语句则不会再次写入。</w:t>
+      </w:r>
+    </w:p>
+    <w:p>
+      <w:pPr>
+        <w:pStyle w:val="ListParagraph"/>
+        <w:ind w:left="777" w:firstLineChars="0" w:firstLine="0"/>
+      </w:pPr>
+    </w:p>
+    <w:p>
+      <w:pPr>
+        <w:pStyle w:val="ListParagraph"/>
+        <w:numPr>
+          <w:ilvl w:val="0"/>
+          <w:numId w:val="21"/>
+        </w:numPr>
+        <w:ind w:firstLineChars="0"/>
+      </w:pPr>
+      <w:r>
+        <w:rPr>
+          <w:rFonts w:hint="eastAsia"/>
+        </w:rPr>
+        <w:t>添加系统文件</w:t>
+      </w:r>
+      <w:r>
+        <w:rPr>
+          <w:rFonts w:hint="eastAsia"/>
+        </w:rPr>
+        <w:t>/etc/default/sequoiasqloltp</w:t>
+      </w:r>
+      <w:r>
+        <w:rPr>
+          <w:rFonts w:hint="eastAsia"/>
+        </w:rPr>
+        <w:t>，为升级做准备。</w:t>
+      </w:r>
+      <w:r>
+        <w:rPr>
+          <w:rFonts w:hint="eastAsia"/>
+        </w:rPr>
+        <w:t>如果已存在</w:t>
+      </w:r>
+      <w:r>
+        <w:rPr>
+          <w:rFonts w:hint="eastAsia"/>
+        </w:rPr>
+        <w:t>sequoiasqloltp</w:t>
+      </w:r>
+      <w:r>
+        <w:rPr>
+          <w:rFonts w:hint="eastAsia"/>
+        </w:rPr>
+        <w:t>文件，则在文件名后面加上</w:t>
+      </w:r>
+      <w:r>
+        <w:rPr>
+          <w:rFonts w:hint="eastAsia"/>
+        </w:rPr>
+        <w:t>数字</w:t>
+      </w:r>
+      <w:r>
+        <w:rPr>
+          <w:rFonts w:hint="eastAsia"/>
+        </w:rPr>
+        <w:t>后缀</w:t>
+      </w:r>
+      <w:r>
+        <w:rPr>
+          <w:rFonts w:hint="eastAsia"/>
+        </w:rPr>
+        <w:t>sequoiasqloltp1</w:t>
+      </w:r>
+      <w:r>
+        <w:rPr>
+          <w:rFonts w:hint="eastAsia"/>
+        </w:rPr>
+        <w:t>、</w:t>
+      </w:r>
+      <w:r>
+        <w:rPr>
+          <w:rFonts w:hint="eastAsia"/>
+        </w:rPr>
+        <w:t>sequoiasqloltp2</w:t>
+      </w:r>
+      <w:r>
+        <w:rPr>
+          <w:rFonts w:hint="eastAsia"/>
+        </w:rPr>
+        <w:t>、</w:t>
+      </w:r>
+      <w:r>
+        <w:rPr>
+          <w:rFonts w:hint="eastAsia"/>
+        </w:rPr>
+        <w:t>sequoiasqloltp3</w:t>
+      </w:r>
+      <w:r>
+        <w:rPr>
+          <w:rFonts w:hint="eastAsia"/>
+        </w:rPr>
+        <w:t>……</w:t>
+      </w:r>
+      <w:r>
+        <w:rPr>
+          <w:rFonts w:hint="eastAsia"/>
+        </w:rPr>
+        <w:t>，上限</w:t>
+      </w:r>
+      <w:r>
+        <w:rPr>
+          <w:rFonts w:hint="eastAsia"/>
+        </w:rPr>
+        <w:t>49</w:t>
+      </w:r>
+    </w:p>
+    <w:p>
+      <w:pPr>
+        <w:pStyle w:val="ListParagraph"/>
+        <w:ind w:left="777" w:firstLineChars="0" w:firstLine="0"/>
+      </w:pPr>
+      <w:r>
+        <w:rPr>
+          <w:rFonts w:hint="eastAsia"/>
+        </w:rPr>
+        <w:t>内容：</w:t>
+      </w:r>
+    </w:p>
+    <w:p>
+      <w:pPr>
+        <w:pStyle w:val="ListParagraph"/>
+        <w:ind w:left="777" w:firstLineChars="0" w:firstLine="0"/>
+        <w:rPr>
+          <w:color w:val="5F497A" w:themeColor="accent4" w:themeShade="BF"/>
+        </w:rPr>
+      </w:pPr>
+      <w:r>
+        <w:rPr>
+          <w:rFonts w:hint="eastAsia"/>
+          <w:color w:val="5F497A" w:themeColor="accent4" w:themeShade="BF"/>
+        </w:rPr>
+        <w:t>VERSION=xxxx</w:t>
+      </w:r>
+      <w:r>
+        <w:rPr>
+          <w:color w:val="5F497A" w:themeColor="accent4" w:themeShade="BF"/>
+        </w:rPr>
+        <w:br/>
+        <w:t>USER=xxx </w:t>
+      </w:r>
+      <w:r>
+        <w:rPr>
+          <w:color w:val="5F497A" w:themeColor="accent4" w:themeShade="BF"/>
+        </w:rPr>
+        <w:br/>
+        <w:t>INSTALL_DIR=xxxxx </w:t>
+      </w:r>
+      <w:r>
+        <w:rPr>
+          <w:color w:val="5F497A" w:themeColor="accent4" w:themeShade="BF"/>
+        </w:rPr>
+        <w:br/>
+        <w:t>MD5=xxxxx </w:t>
+      </w:r>
+    </w:p>
+    <w:p>
+      <w:pPr>
+        <w:pStyle w:val="ListParagraph"/>
+        <w:ind w:left="777" w:firstLineChars="0" w:firstLine="0"/>
+        <w:rPr>
+          <w:color w:val="5F497A" w:themeColor="accent4" w:themeShade="BF"/>
+        </w:rPr>
+      </w:pPr>
+    </w:p>
+    <w:p>
+      <w:pPr>
+        <w:pStyle w:val="ListParagraph"/>
+        <w:ind w:left="777" w:firstLineChars="0" w:firstLine="0"/>
+      </w:pPr>
+      <w:r>
+        <w:rPr>
+          <w:rFonts w:hint="eastAsia"/>
+        </w:rPr>
+        <w:t>如果已存在了配置文件的</w:t>
+      </w:r>
+      <w:r>
+        <w:t>INSTALL_DIR</w:t>
+      </w:r>
+      <w:r>
+        <w:rPr>
+          <w:rFonts w:hint="eastAsia"/>
+        </w:rPr>
+        <w:t>值与安装路径相同，</w:t>
+      </w:r>
+      <w:r>
+        <w:br/>
+      </w:r>
+      <w:r>
+        <w:rPr>
+          <w:rFonts w:hint="eastAsia"/>
+        </w:rPr>
+        <w:t>如</w:t>
+      </w:r>
+      <w:r>
+        <w:rPr>
+          <w:rFonts w:hint="eastAsia"/>
+        </w:rPr>
+        <w:t>/etc/default/sequoiasqloltp2</w:t>
+      </w:r>
+      <w:r>
+        <w:rPr>
+          <w:rFonts w:hint="eastAsia"/>
+        </w:rPr>
+        <w:t>文件的</w:t>
+      </w:r>
+      <w:r>
+        <w:t>INSTALL_DIR</w:t>
+      </w:r>
+      <w:r>
+        <w:rPr>
+          <w:rFonts w:hint="eastAsia"/>
+        </w:rPr>
+        <w:t>值</w:t>
+      </w:r>
+      <w:r>
+        <w:rPr>
+          <w:rFonts w:hint="eastAsia"/>
+        </w:rPr>
+        <w:t>为</w:t>
+      </w:r>
+      <w:r>
+        <w:rPr>
+          <w:rFonts w:hint="eastAsia"/>
+        </w:rPr>
+        <w:t>/opt/oltp</w:t>
+      </w:r>
+      <w:r>
+        <w:rPr>
+          <w:rFonts w:hint="eastAsia"/>
+        </w:rPr>
+        <w:t>，安装时指定</w:t>
+      </w:r>
+      <w:r>
+        <w:rPr>
+          <w:rFonts w:hint="eastAsia"/>
+        </w:rPr>
+        <w:t xml:space="preserve">--prefix </w:t>
+      </w:r>
+      <w:r>
+        <w:rPr>
+          <w:rFonts w:hint="eastAsia"/>
+        </w:rPr>
+        <w:lastRenderedPageBreak/>
+        <w:t>/opt/oltp</w:t>
+      </w:r>
+      <w:r>
+        <w:rPr>
+          <w:rFonts w:hint="eastAsia"/>
+        </w:rPr>
+        <w:t>，</w:t>
+      </w:r>
+      <w:r>
+        <w:rPr>
+          <w:rFonts w:hint="eastAsia"/>
+        </w:rPr>
+        <w:t>说明</w:t>
+      </w:r>
+      <w:r>
+        <w:rPr>
+          <w:rFonts w:hint="eastAsia"/>
+        </w:rPr>
+        <w:t>该路径已有安装过，此时是覆盖安装，会覆盖原有的配置文件</w:t>
+      </w:r>
+      <w:r>
+        <w:rPr>
+          <w:rFonts w:hint="eastAsia"/>
+        </w:rPr>
+        <w:t>/etc/default/sequoiasqloltp2</w:t>
+      </w:r>
+      <w:r>
+        <w:rPr>
+          <w:rFonts w:hint="eastAsia"/>
+        </w:rPr>
+        <w:t>。</w:t>
+      </w:r>
+    </w:p>
+    <w:p>
+      <w:pPr>
+        <w:pStyle w:val="ListParagraph"/>
+        <w:ind w:left="777" w:firstLineChars="0" w:firstLine="0"/>
+      </w:pPr>
+    </w:p>
+    <w:p>
+      <w:pPr>
+        <w:pStyle w:val="ListParagraph"/>
+        <w:ind w:left="777" w:firstLineChars="0" w:firstLine="0"/>
+      </w:pPr>
+      <w:r>
+        <w:rPr>
+          <w:rFonts w:hint="eastAsia"/>
+        </w:rPr>
+        <w:t>未来的升级方案：</w:t>
+      </w:r>
+      <w:r>
+        <w:rPr>
+          <w:rFonts w:hint="eastAsia"/>
+        </w:rPr>
+        <w:t>sequoiasql-2.8.run --upgrade true</w:t>
+      </w:r>
+      <w:r>
+        <w:rPr>
+          <w:rFonts w:hint="eastAsia"/>
+        </w:rPr>
+        <w:t>，</w:t>
+      </w:r>
+      <w:r>
+        <w:rPr>
+          <w:rFonts w:hint="eastAsia"/>
+        </w:rPr>
+        <w:t>扫描</w:t>
+      </w:r>
+      <w:r>
+        <w:rPr>
+          <w:rFonts w:hint="eastAsia"/>
+        </w:rPr>
+        <w:t>/etc/default</w:t>
+      </w:r>
+      <w:r>
+        <w:rPr>
+          <w:rFonts w:hint="eastAsia"/>
+        </w:rPr>
+        <w:t>下所有的</w:t>
+      </w:r>
+      <w:r>
+        <w:rPr>
+          <w:rFonts w:hint="eastAsia"/>
+        </w:rPr>
+        <w:t>sequoiasqloltp*</w:t>
+      </w:r>
+      <w:r>
+        <w:rPr>
+          <w:rFonts w:hint="eastAsia"/>
+        </w:rPr>
+        <w:t>文件</w:t>
+      </w:r>
+      <w:r>
+        <w:rPr>
+          <w:rFonts w:hint="eastAsia"/>
+        </w:rPr>
+        <w:t>，</w:t>
+      </w:r>
+      <w:r>
+        <w:rPr>
+          <w:rFonts w:hint="eastAsia"/>
+        </w:rPr>
+        <w:t>询问用户选择哪个系统配置文件，</w:t>
+      </w:r>
+      <w:r>
+        <w:rPr>
+          <w:rFonts w:hint="eastAsia"/>
+        </w:rPr>
+        <w:t>取安装路径</w:t>
+      </w:r>
+      <w:r>
+        <w:t>INSTALL_DIR</w:t>
+      </w:r>
+      <w:r>
+        <w:rPr>
+          <w:rFonts w:hint="eastAsia"/>
+        </w:rPr>
+        <w:t>，就可以执行升级了。</w:t>
+      </w:r>
+    </w:p>
+    <w:p>
+      <w:pPr>
+        <w:pStyle w:val="ListParagraph"/>
+        <w:ind w:left="777" w:firstLineChars="0" w:firstLine="0"/>
+        <w:rPr>
+          <w:color w:val="5F497A" w:themeColor="accent4" w:themeShade="BF"/>
+        </w:rPr>
+      </w:pPr>
+    </w:p>
+    <w:p>
+      <w:pPr>
+        <w:pStyle w:val="ListParagraph"/>
+        <w:numPr>
+          <w:ilvl w:val="0"/>
+          <w:numId w:val="21"/>
+        </w:numPr>
+        <w:ind w:firstLineChars="0"/>
+      </w:pPr>
+      <w:r>
+        <w:rPr>
+          <w:rFonts w:hint="eastAsia"/>
+        </w:rPr>
+        <w:t>一台机器上支持安装多个版本的</w:t>
+      </w:r>
+      <w:r>
+        <w:rPr>
+          <w:rFonts w:hint="eastAsia"/>
+        </w:rPr>
+        <w:t>sequoiasql</w:t>
+      </w:r>
+      <w:r>
+        <w:rPr>
+          <w:rFonts w:hint="eastAsia"/>
+        </w:rPr>
+        <w:t>，通过</w:t>
+      </w:r>
+      <w:r>
+        <w:rPr>
+          <w:rFonts w:hint="eastAsia"/>
+        </w:rPr>
+        <w:t>/etc/default/sequoiasqloltp</w:t>
+      </w:r>
+      <w:r>
+        <w:rPr>
+          <w:rFonts w:hint="eastAsia"/>
+        </w:rPr>
+        <w:t>区分多个版本。</w:t>
+      </w:r>
+      <w:r>
+        <w:rPr>
+          <w:rFonts w:hint="eastAsia"/>
+        </w:rPr>
+        <w:t>安装时，如果检测到其他版本的安装路径冲突，会报错退出。</w:t>
+      </w:r>
+    </w:p>
+    <w:p>
+      <w:pPr>
+        <w:pStyle w:val="ListParagraph"/>
+        <w:ind w:left="777" w:firstLineChars="0" w:firstLine="0"/>
+      </w:pPr>
+      <w:r>
+        <w:rPr>
+          <w:rFonts w:hint="eastAsia"/>
+        </w:rPr>
+        <w:t>一个</w:t>
+      </w:r>
+      <w:r>
+        <w:rPr>
+          <w:rFonts w:hint="eastAsia"/>
+        </w:rPr>
+        <w:t>sequoiasql</w:t>
+      </w:r>
+      <w:r>
+        <w:rPr>
+          <w:rFonts w:hint="eastAsia"/>
+        </w:rPr>
+        <w:t>支持启动多个实例，在安装路径下</w:t>
+      </w:r>
+      <w:r>
+        <w:rPr>
+          <w:rFonts w:hint="eastAsia"/>
+        </w:rPr>
+        <w:t>增加目录</w:t>
+      </w:r>
+      <w:r>
+        <w:rPr>
+          <w:rFonts w:hint="eastAsia"/>
+        </w:rPr>
+        <w:t>conf/instance</w:t>
+      </w:r>
+      <w:r>
+        <w:rPr>
+          <w:rFonts w:hint="eastAsia"/>
+        </w:rPr>
+        <w:t>。</w:t>
+      </w:r>
+      <w:r>
+        <w:rPr>
+          <w:rFonts w:hint="eastAsia"/>
+        </w:rPr>
+        <w:t>通过</w:t>
+      </w:r>
+      <w:r>
+        <w:rPr>
+          <w:rFonts w:hint="eastAsia"/>
+        </w:rPr>
+        <w:t>sdb_sql_ctl</w:t>
+      </w:r>
+      <w:r>
+        <w:rPr>
+          <w:rFonts w:hint="eastAsia"/>
+        </w:rPr>
+        <w:t>添加实例时，会在</w:t>
+      </w:r>
+      <w:r>
+        <w:rPr>
+          <w:rFonts w:hint="eastAsia"/>
+        </w:rPr>
+        <w:t>conf/instance</w:t>
+      </w:r>
+      <w:r>
+        <w:rPr>
+          <w:rFonts w:hint="eastAsia"/>
+        </w:rPr>
+        <w:t>生成</w:t>
+      </w:r>
+      <w:r>
+        <w:rPr>
+          <w:rFonts w:hint="eastAsia"/>
+        </w:rPr>
+        <w:t>[instname].conf</w:t>
+      </w:r>
+    </w:p>
+    <w:p>
+      <w:pPr>
+        <w:pStyle w:val="ListParagraph"/>
+        <w:ind w:left="777" w:firstLineChars="0" w:firstLine="0"/>
+      </w:pPr>
+      <w:r>
+        <w:rPr>
+          <w:rFonts w:hint="eastAsia"/>
+        </w:rPr>
+        <w:t>内容：</w:t>
+      </w:r>
+    </w:p>
+    <w:p>
+      <w:pPr>
+        <w:pStyle w:val="ListParagraph"/>
+        <w:ind w:left="777" w:firstLineChars="0" w:firstLine="0"/>
+        <w:rPr>
+          <w:color w:val="5F497A" w:themeColor="accent4" w:themeShade="BF"/>
+        </w:rPr>
+      </w:pPr>
+      <w:r>
+        <w:rPr>
+          <w:color w:val="5F497A" w:themeColor="accent4" w:themeShade="BF"/>
+        </w:rPr>
+        <w:t>INSTNAME</w:t>
+      </w:r>
+      <w:r>
+        <w:rPr>
+          <w:rFonts w:hint="eastAsia"/>
+          <w:color w:val="5F497A" w:themeColor="accent4" w:themeShade="BF"/>
+        </w:rPr>
+        <w:t>=xxx</w:t>
+      </w:r>
+    </w:p>
+    <w:p>
+      <w:pPr>
+        <w:pStyle w:val="ListParagraph"/>
+        <w:ind w:left="777" w:firstLineChars="0" w:firstLine="0"/>
+        <w:rPr>
+          <w:color w:val="5F497A" w:themeColor="accent4" w:themeShade="BF"/>
+        </w:rPr>
+      </w:pPr>
+      <w:r>
+        <w:rPr>
+          <w:rFonts w:hint="eastAsia"/>
+          <w:color w:val="5F497A" w:themeColor="accent4" w:themeShade="BF"/>
+        </w:rPr>
+        <w:t>PGDATA=xxx</w:t>
+      </w:r>
+    </w:p>
+    <w:p>
+      <w:pPr>
+        <w:pStyle w:val="ListParagraph"/>
+        <w:ind w:left="777" w:firstLineChars="0" w:firstLine="0"/>
+        <w:rPr>
+          <w:color w:val="5F497A" w:themeColor="accent4" w:themeShade="BF"/>
+        </w:rPr>
+      </w:pPr>
+      <w:r>
+        <w:rPr>
+          <w:rFonts w:hint="eastAsia"/>
+          <w:color w:val="5F497A" w:themeColor="accent4" w:themeShade="BF"/>
+        </w:rPr>
+        <w:t>PGLOG=xxx</w:t>
+      </w:r>
+    </w:p>
+    <w:p>
+      <w:pPr>
+        <w:pStyle w:val="ListParagraph"/>
+        <w:ind w:left="777" w:firstLineChars="0" w:firstLine="0"/>
+      </w:pPr>
+    </w:p>
+    <w:p>
+      <w:pPr>
+        <w:pStyle w:val="ListParagraph"/>
+        <w:numPr>
+          <w:ilvl w:val="0"/>
+          <w:numId w:val="21"/>
+        </w:numPr>
+        <w:ind w:firstLineChars="0"/>
       </w:pPr>
       <w:r>
         <w:rPr>
@@ -1673,9 +2135,6 @@
             <w:pPr>
               <w:pStyle w:val="ListParagraph"/>
               <w:ind w:left="0" w:firstLineChars="0" w:firstLine="0"/>
-              <w:rPr>
-                <w:rFonts w:hint="eastAsia"/>
-              </w:rPr>
             </w:pPr>
             <w:r>
               <w:rPr>
@@ -1693,9 +2152,6 @@
             <w:pPr>
               <w:pStyle w:val="ListParagraph"/>
               <w:ind w:left="0" w:firstLineChars="0" w:firstLine="0"/>
-              <w:rPr>
-                <w:rFonts w:hint="eastAsia"/>
-              </w:rPr>
             </w:pPr>
             <w:r>
               <w:rPr>
@@ -1715,9 +2171,6 @@
             <w:pPr>
               <w:pStyle w:val="ListParagraph"/>
               <w:ind w:left="0" w:firstLineChars="0" w:firstLine="0"/>
-              <w:rPr>
-                <w:rFonts w:hint="eastAsia"/>
-              </w:rPr>
             </w:pPr>
             <w:r>
               <w:rPr>
@@ -1735,9 +2188,6 @@
             <w:pPr>
               <w:pStyle w:val="ListParagraph"/>
               <w:ind w:left="0" w:firstLineChars="0" w:firstLine="0"/>
-              <w:rPr>
-                <w:rFonts w:hint="eastAsia"/>
-              </w:rPr>
             </w:pPr>
             <w:r>
               <w:rPr>
@@ -1766,9 +2216,6 @@
             <w:pPr>
               <w:pStyle w:val="ListParagraph"/>
               <w:ind w:left="0" w:firstLineChars="0" w:firstLine="0"/>
-              <w:rPr>
-                <w:rFonts w:hint="eastAsia"/>
-              </w:rPr>
             </w:pPr>
             <w:r>
               <w:rPr>
@@ -1786,21 +2233,12 @@
             <w:pPr>
               <w:pStyle w:val="ListParagraph"/>
               <w:ind w:left="0" w:firstLineChars="0" w:firstLine="0"/>
-              <w:rPr>
-                <w:rFonts w:hint="eastAsia"/>
-              </w:rPr>
-            </w:pPr>
-            <w:r>
-              <w:rPr>
-                <w:rFonts w:hint="eastAsia"/>
-              </w:rPr>
-              <w:t xml:space="preserve">sdb_sql_ctl </w:t>
-            </w:r>
-            <w:r>
-              <w:rPr>
-                <w:rFonts w:hint="eastAsia"/>
-              </w:rPr>
-              <w:t>addi</w:t>
+            </w:pPr>
+            <w:r>
+              <w:rPr>
+                <w:rFonts w:hint="eastAsia"/>
+              </w:rPr>
+              <w:t>sdb_sql_ctl addi</w:t>
             </w:r>
             <w:r>
               <w:t>nst</w:t>
@@ -1839,7 +2277,7 @@
               <w:rPr>
                 <w:rFonts w:hint="eastAsia"/>
               </w:rPr>
-              <w:t>-D DATADIR</w:t>
+              <w:t xml:space="preserve">-D </w:t>
             </w:r>
             <w:r>
               <w:rPr>
@@ -1865,15 +2303,11 @@
             <w:pPr>
               <w:pStyle w:val="ListParagraph"/>
               <w:ind w:left="0" w:firstLineChars="0" w:firstLine="0"/>
-              <w:rPr>
-                <w:rFonts w:hint="eastAsia"/>
-              </w:rPr>
-            </w:pPr>
-            <w:r>
-              <w:rPr>
-                <w:rFonts w:hint="eastAsia"/>
-              </w:rPr>
-              <w:lastRenderedPageBreak/>
+            </w:pPr>
+            <w:r>
+              <w:rPr>
+                <w:rFonts w:hint="eastAsia"/>
+              </w:rPr>
               <w:t>删除实例</w:t>
             </w:r>
           </w:p>
@@ -1886,21 +2320,12 @@
             <w:pPr>
               <w:pStyle w:val="ListParagraph"/>
               <w:ind w:left="0" w:firstLineChars="0" w:firstLine="0"/>
-              <w:rPr>
-                <w:rFonts w:hint="eastAsia"/>
-              </w:rPr>
-            </w:pPr>
-            <w:r>
-              <w:rPr>
-                <w:rFonts w:hint="eastAsia"/>
-              </w:rPr>
-              <w:t>sdb_sql_ctl</w:t>
-            </w:r>
-            <w:r>
-              <w:rPr>
-                <w:rFonts w:hint="eastAsia"/>
-              </w:rPr>
-              <w:t xml:space="preserve"> deli</w:t>
+            </w:pPr>
+            <w:r>
+              <w:rPr>
+                <w:rFonts w:hint="eastAsia"/>
+              </w:rPr>
+              <w:t>sdb_sql_ctl deli</w:t>
             </w:r>
             <w:r>
               <w:t>nst</w:t>
@@ -1941,9 +2366,6 @@
             <w:pPr>
               <w:pStyle w:val="ListParagraph"/>
               <w:ind w:left="0" w:firstLineChars="0" w:firstLine="0"/>
-              <w:rPr>
-                <w:rFonts w:hint="eastAsia"/>
-              </w:rPr>
             </w:pPr>
             <w:r>
               <w:rPr>
@@ -1961,27 +2383,12 @@
             <w:pPr>
               <w:pStyle w:val="ListParagraph"/>
               <w:ind w:left="0" w:firstLineChars="0" w:firstLine="0"/>
-              <w:rPr>
-                <w:rFonts w:hint="eastAsia"/>
-              </w:rPr>
-            </w:pPr>
-            <w:r>
-              <w:rPr>
-                <w:rFonts w:hint="eastAsia"/>
-              </w:rPr>
-              <w:t xml:space="preserve">sdb_sql_ctl </w:t>
-            </w:r>
-            <w:r>
-              <w:rPr>
-                <w:rFonts w:hint="eastAsia"/>
-              </w:rPr>
-              <w:t>start</w:t>
-            </w:r>
-            <w:r>
-              <w:rPr>
-                <w:rFonts w:hint="eastAsia"/>
-              </w:rPr>
-              <w:t xml:space="preserve"> </w:t>
+            </w:pPr>
+            <w:r>
+              <w:rPr>
+                <w:rFonts w:hint="eastAsia"/>
+              </w:rPr>
+              <w:t xml:space="preserve">sdb_sql_ctl start </w:t>
             </w:r>
             <w:r>
               <w:rPr>
@@ -2013,9 +2420,6 @@
             <w:pPr>
               <w:pStyle w:val="ListParagraph"/>
               <w:ind w:left="0" w:firstLineChars="0" w:firstLine="0"/>
-              <w:rPr>
-                <w:rFonts w:hint="eastAsia"/>
-              </w:rPr>
             </w:pPr>
             <w:r>
               <w:rPr>
@@ -2033,27 +2437,12 @@
             <w:pPr>
               <w:pStyle w:val="ListParagraph"/>
               <w:ind w:left="0" w:firstLineChars="0" w:firstLine="0"/>
-              <w:rPr>
-                <w:rFonts w:hint="eastAsia"/>
-              </w:rPr>
-            </w:pPr>
-            <w:r>
-              <w:rPr>
-                <w:rFonts w:hint="eastAsia"/>
-              </w:rPr>
-              <w:t xml:space="preserve">sdb_sql_ctl </w:t>
-            </w:r>
-            <w:r>
-              <w:rPr>
-                <w:rFonts w:hint="eastAsia"/>
-              </w:rPr>
-              <w:t>stop</w:t>
-            </w:r>
-            <w:r>
-              <w:rPr>
-                <w:rFonts w:hint="eastAsia"/>
-              </w:rPr>
-              <w:t xml:space="preserve"> </w:t>
+            </w:pPr>
+            <w:r>
+              <w:rPr>
+                <w:rFonts w:hint="eastAsia"/>
+              </w:rPr>
+              <w:t xml:space="preserve">sdb_sql_ctl stop </w:t>
             </w:r>
             <w:r>
               <w:rPr>
@@ -2085,9 +2474,6 @@
             <w:pPr>
               <w:pStyle w:val="ListParagraph"/>
               <w:ind w:left="0" w:firstLineChars="0" w:firstLine="0"/>
-              <w:rPr>
-                <w:rFonts w:hint="eastAsia"/>
-              </w:rPr>
             </w:pPr>
             <w:r>
               <w:rPr>
@@ -2105,27 +2491,12 @@
             <w:pPr>
               <w:pStyle w:val="ListParagraph"/>
               <w:ind w:left="0" w:firstLineChars="0" w:firstLine="0"/>
-              <w:rPr>
-                <w:rFonts w:hint="eastAsia"/>
-              </w:rPr>
-            </w:pPr>
-            <w:r>
-              <w:rPr>
-                <w:rFonts w:hint="eastAsia"/>
-              </w:rPr>
-              <w:t xml:space="preserve">sdb_sql_ctl </w:t>
-            </w:r>
-            <w:r>
-              <w:rPr>
-                <w:rFonts w:hint="eastAsia"/>
-              </w:rPr>
-              <w:t>start</w:t>
-            </w:r>
-            <w:r>
-              <w:rPr>
-                <w:rFonts w:hint="eastAsia"/>
-              </w:rPr>
-              <w:t xml:space="preserve"> </w:t>
+            </w:pPr>
+            <w:r>
+              <w:rPr>
+                <w:rFonts w:hint="eastAsia"/>
+              </w:rPr>
+              <w:t xml:space="preserve">sdb_sql_ctl start </w:t>
             </w:r>
             <w:r>
               <w:rPr>
@@ -2157,9 +2528,6 @@
             <w:pPr>
               <w:pStyle w:val="ListParagraph"/>
               <w:ind w:left="0" w:firstLineChars="0" w:firstLine="0"/>
-              <w:rPr>
-                <w:rFonts w:hint="eastAsia"/>
-              </w:rPr>
             </w:pPr>
             <w:r>
               <w:rPr>
@@ -2177,33 +2545,12 @@
             <w:pPr>
               <w:pStyle w:val="ListParagraph"/>
               <w:ind w:left="0" w:firstLineChars="0" w:firstLine="0"/>
-              <w:rPr>
-                <w:rFonts w:hint="eastAsia"/>
-              </w:rPr>
-            </w:pPr>
-            <w:r>
-              <w:rPr>
-                <w:rFonts w:hint="eastAsia"/>
-              </w:rPr>
-              <w:t xml:space="preserve">sdb_sql_ctl </w:t>
-            </w:r>
-            <w:r>
-              <w:rPr>
-                <w:rFonts w:hint="eastAsia"/>
-              </w:rPr>
-              <w:t>status</w:t>
-            </w:r>
-            <w:r>
-              <w:rPr>
-                <w:rFonts w:hint="eastAsia"/>
-              </w:rPr>
-              <w:t xml:space="preserve"> </w:t>
-            </w:r>
-            <w:r>
-              <w:rPr>
-                <w:rFonts w:hint="eastAsia"/>
-              </w:rPr>
-              <w:t>&lt;INSTNAME&gt;</w:t>
+            </w:pPr>
+            <w:r>
+              <w:rPr>
+                <w:rFonts w:hint="eastAsia"/>
+              </w:rPr>
+              <w:t>sdb_sql_ctl status &lt;INSTNAME&gt;</w:t>
             </w:r>
           </w:p>
         </w:tc>
@@ -2217,9 +2564,6 @@
             <w:pPr>
               <w:pStyle w:val="ListParagraph"/>
               <w:ind w:left="0" w:firstLineChars="0" w:firstLine="0"/>
-              <w:rPr>
-                <w:rFonts w:hint="eastAsia"/>
-              </w:rPr>
             </w:pPr>
             <w:r>
               <w:rPr>
@@ -2237,27 +2581,12 @@
             <w:pPr>
               <w:pStyle w:val="ListParagraph"/>
               <w:ind w:left="0" w:firstLineChars="0" w:firstLine="0"/>
-              <w:rPr>
-                <w:rFonts w:hint="eastAsia"/>
-              </w:rPr>
-            </w:pPr>
-            <w:r>
-              <w:rPr>
-                <w:rFonts w:hint="eastAsia"/>
-              </w:rPr>
-              <w:t xml:space="preserve">sdb_sql_ctl </w:t>
-            </w:r>
-            <w:r>
-              <w:rPr>
-                <w:rFonts w:hint="eastAsia"/>
-              </w:rPr>
-              <w:t>chconf</w:t>
-            </w:r>
-            <w:r>
-              <w:rPr>
-                <w:rFonts w:hint="eastAsia"/>
-              </w:rPr>
-              <w:t xml:space="preserve"> &lt;INSTNAME&gt;</w:t>
+            </w:pPr>
+            <w:r>
+              <w:rPr>
+                <w:rFonts w:hint="eastAsia"/>
+              </w:rPr>
+              <w:t>sdb_sql_ctl chconf &lt;INSTNAME&gt;</w:t>
             </w:r>
           </w:p>
         </w:tc>
@@ -2271,9 +2600,6 @@
             <w:pPr>
               <w:pStyle w:val="ListParagraph"/>
               <w:ind w:left="0" w:firstLineChars="0" w:firstLine="0"/>
-              <w:rPr>
-                <w:rFonts w:hint="eastAsia"/>
-              </w:rPr>
             </w:pPr>
             <w:r>
               <w:rPr>
@@ -2291,33 +2617,12 @@
             <w:pPr>
               <w:pStyle w:val="ListParagraph"/>
               <w:ind w:left="0" w:firstLineChars="0" w:firstLine="0"/>
-              <w:rPr>
-                <w:rFonts w:hint="eastAsia"/>
-              </w:rPr>
-            </w:pPr>
-            <w:r>
-              <w:rPr>
-                <w:rFonts w:hint="eastAsia"/>
-              </w:rPr>
-              <w:t xml:space="preserve">sdb_sql_ctl </w:t>
-            </w:r>
-            <w:r>
-              <w:rPr>
-                <w:rFonts w:hint="eastAsia"/>
-              </w:rPr>
-              <w:t>reload</w:t>
-            </w:r>
-            <w:r>
-              <w:rPr>
-                <w:rFonts w:hint="eastAsia"/>
-              </w:rPr>
-              <w:t xml:space="preserve"> </w:t>
-            </w:r>
-            <w:r>
-              <w:rPr>
-                <w:rFonts w:hint="eastAsia"/>
-              </w:rPr>
-              <w:t>&lt;INSTNAME&gt;</w:t>
+            </w:pPr>
+            <w:r>
+              <w:rPr>
+                <w:rFonts w:hint="eastAsia"/>
+              </w:rPr>
+              <w:t>sdb_sql_ctl reload &lt;INSTNAME&gt;</w:t>
             </w:r>
           </w:p>
         </w:tc>
@@ -2331,9 +2636,6 @@
             <w:pPr>
               <w:pStyle w:val="ListParagraph"/>
               <w:ind w:left="0" w:firstLineChars="0" w:firstLine="0"/>
-              <w:rPr>
-                <w:rFonts w:hint="eastAsia"/>
-              </w:rPr>
             </w:pPr>
             <w:r>
               <w:rPr>
@@ -2351,33 +2653,12 @@
             <w:pPr>
               <w:pStyle w:val="ListParagraph"/>
               <w:ind w:left="0" w:firstLineChars="0" w:firstLine="0"/>
-              <w:rPr>
-                <w:rFonts w:hint="eastAsia"/>
-              </w:rPr>
-            </w:pPr>
-            <w:r>
-              <w:rPr>
-                <w:rFonts w:hint="eastAsia"/>
-              </w:rPr>
-              <w:t xml:space="preserve">sdb_sql_ctl </w:t>
-            </w:r>
-            <w:r>
-              <w:rPr>
-                <w:rFonts w:hint="eastAsia"/>
-              </w:rPr>
-              <w:t>addsvc</w:t>
-            </w:r>
-            <w:r>
-              <w:rPr>
-                <w:rFonts w:hint="eastAsia"/>
-              </w:rPr>
-              <w:t xml:space="preserve"> </w:t>
-            </w:r>
-            <w:r>
-              <w:rPr>
-                <w:rFonts w:hint="eastAsia"/>
-              </w:rPr>
-              <w:t>&lt;SVCNAME&gt; &lt;INSTNAME&gt;</w:t>
+            </w:pPr>
+            <w:r>
+              <w:rPr>
+                <w:rFonts w:hint="eastAsia"/>
+              </w:rPr>
+              <w:t>sdb_sql_ctl addsvc &lt;SVCNAME&gt; &lt;INSTNAME&gt;</w:t>
             </w:r>
           </w:p>
         </w:tc>
@@ -2391,9 +2672,6 @@
             <w:pPr>
               <w:pStyle w:val="ListParagraph"/>
               <w:ind w:left="0" w:firstLineChars="0" w:firstLine="0"/>
-              <w:rPr>
-                <w:rFonts w:hint="eastAsia"/>
-              </w:rPr>
             </w:pPr>
             <w:r>
               <w:rPr>
@@ -2411,33 +2689,12 @@
             <w:pPr>
               <w:pStyle w:val="ListParagraph"/>
               <w:ind w:left="0" w:firstLineChars="0" w:firstLine="0"/>
-              <w:rPr>
-                <w:rFonts w:hint="eastAsia"/>
-              </w:rPr>
-            </w:pPr>
-            <w:r>
-              <w:rPr>
-                <w:rFonts w:hint="eastAsia"/>
-              </w:rPr>
-              <w:t xml:space="preserve">sdb_sql_ctl </w:t>
-            </w:r>
-            <w:r>
-              <w:rPr>
-                <w:rFonts w:hint="eastAsia"/>
-              </w:rPr>
-              <w:t>delsvc</w:t>
-            </w:r>
-            <w:r>
-              <w:rPr>
-                <w:rFonts w:hint="eastAsia"/>
-              </w:rPr>
-              <w:t xml:space="preserve"> </w:t>
-            </w:r>
-            <w:r>
-              <w:rPr>
-                <w:rFonts w:hint="eastAsia"/>
-              </w:rPr>
-              <w:t>&lt;SVCNAME&gt;</w:t>
+            </w:pPr>
+            <w:r>
+              <w:rPr>
+                <w:rFonts w:hint="eastAsia"/>
+              </w:rPr>
+              <w:t>sdb_sql_ctl delsvc &lt;SVCNAME&gt;</w:t>
             </w:r>
           </w:p>
         </w:tc>
@@ -2451,9 +2708,6 @@
           <w:numId w:val="22"/>
         </w:numPr>
         <w:ind w:firstLineChars="0"/>
-        <w:rPr>
-          <w:rFonts w:hint="eastAsia"/>
-        </w:rPr>
       </w:pPr>
       <w:r>
         <w:t>list</w:t>
@@ -2494,9 +2748,6 @@
           <w:numId w:val="22"/>
         </w:numPr>
         <w:ind w:firstLineChars="0"/>
-        <w:rPr>
-          <w:rFonts w:hint="eastAsia"/>
-        </w:rPr>
       </w:pPr>
       <w:r>
         <w:rPr>
@@ -2540,7 +2791,6 @@
         <w:pStyle w:val="ListParagraph"/>
         <w:ind w:left="1197" w:firstLineChars="0" w:firstLine="0"/>
         <w:rPr>
-          <w:rFonts w:hint="eastAsia"/>
           <w:color w:val="5F497A" w:themeColor="accent4" w:themeShade="BF"/>
         </w:rPr>
       </w:pPr>
@@ -2556,7 +2806,6 @@
         <w:pStyle w:val="ListParagraph"/>
         <w:ind w:left="1197" w:firstLineChars="0" w:firstLine="0"/>
         <w:rPr>
-          <w:rFonts w:hint="eastAsia"/>
           <w:color w:val="5F497A" w:themeColor="accent4" w:themeShade="BF"/>
         </w:rPr>
       </w:pPr>
@@ -2572,7 +2821,6 @@
         <w:pStyle w:val="ListParagraph"/>
         <w:ind w:left="1197" w:firstLineChars="0" w:firstLine="0"/>
         <w:rPr>
-          <w:rFonts w:hint="eastAsia"/>
           <w:color w:val="5F497A" w:themeColor="accent4" w:themeShade="BF"/>
         </w:rPr>
       </w:pPr>
@@ -2588,7 +2836,6 @@
         <w:pStyle w:val="ListParagraph"/>
         <w:ind w:left="1197" w:firstLineChars="0" w:firstLine="0"/>
         <w:rPr>
-          <w:rFonts w:hint="eastAsia"/>
           <w:color w:val="5F497A" w:themeColor="accent4" w:themeShade="BF"/>
         </w:rPr>
       </w:pPr>
@@ -2603,9 +2850,6 @@
       <w:pPr>
         <w:pStyle w:val="ListParagraph"/>
         <w:ind w:left="1197" w:firstLineChars="0" w:firstLine="0"/>
-        <w:rPr>
-          <w:rFonts w:hint="eastAsia"/>
-        </w:rPr>
       </w:pPr>
       <w:r>
         <w:rPr>
@@ -2634,7 +2878,6 @@
         <w:pStyle w:val="ListParagraph"/>
         <w:ind w:left="1197" w:firstLineChars="0" w:firstLine="0"/>
         <w:rPr>
-          <w:rFonts w:hint="eastAsia"/>
           <w:color w:val="5F497A" w:themeColor="accent4" w:themeShade="BF"/>
         </w:rPr>
       </w:pPr>
@@ -2649,9 +2892,6 @@
       <w:pPr>
         <w:pStyle w:val="ListParagraph"/>
         <w:ind w:left="1197" w:firstLineChars="0" w:firstLine="0"/>
-        <w:rPr>
-          <w:rFonts w:hint="eastAsia"/>
-        </w:rPr>
       </w:pPr>
       <w:r>
         <w:rPr>
@@ -2695,7 +2935,6 @@
         <w:pStyle w:val="ListParagraph"/>
         <w:ind w:left="1197" w:firstLineChars="0" w:firstLine="0"/>
         <w:rPr>
-          <w:rFonts w:hint="eastAsia"/>
           <w:color w:val="5F497A" w:themeColor="accent4" w:themeShade="BF"/>
         </w:rPr>
       </w:pPr>
@@ -2730,7 +2969,6 @@
         <w:pStyle w:val="ListParagraph"/>
         <w:ind w:left="1197" w:firstLineChars="0" w:firstLine="0"/>
         <w:rPr>
-          <w:rFonts w:hint="eastAsia"/>
           <w:color w:val="5F497A" w:themeColor="accent4" w:themeShade="BF"/>
         </w:rPr>
       </w:pPr>
@@ -2739,9 +2977,6 @@
       <w:pPr>
         <w:pStyle w:val="ListParagraph"/>
         <w:ind w:left="1197" w:firstLineChars="0" w:firstLine="0"/>
-        <w:rPr>
-          <w:rFonts w:hint="eastAsia"/>
-        </w:rPr>
       </w:pPr>
       <w:r>
         <w:rPr>
@@ -2753,13 +2988,7 @@
         <w:rPr>
           <w:rFonts w:hint="eastAsia"/>
         </w:rPr>
-        <w:t xml:space="preserve">sdb_sql_ctl </w:t>
-      </w:r>
-      <w:r>
-        <w:rPr>
-          <w:rFonts w:hint="eastAsia"/>
-        </w:rPr>
-        <w:t>addi</w:t>
+        <w:t>sdb_sql_ctl addi</w:t>
       </w:r>
       <w:r>
         <w:t>nst</w:t>
@@ -2809,7 +3038,6 @@
         <w:pStyle w:val="ListParagraph"/>
         <w:ind w:left="1197" w:firstLineChars="0" w:firstLine="0"/>
         <w:rPr>
-          <w:rFonts w:hint="eastAsia"/>
           <w:color w:val="5F497A" w:themeColor="accent4" w:themeShade="BF"/>
         </w:rPr>
       </w:pPr>
@@ -2817,6 +3045,7 @@
         <w:rPr>
           <w:rFonts w:hint="eastAsia"/>
         </w:rPr>
+        <w:lastRenderedPageBreak/>
         <w:t>--skip_initdb</w:t>
       </w:r>
       <w:r>
@@ -2897,9 +3126,6 @@
           <w:numId w:val="22"/>
         </w:numPr>
         <w:ind w:firstLineChars="0"/>
-        <w:rPr>
-          <w:rFonts w:hint="eastAsia"/>
-        </w:rPr>
       </w:pPr>
       <w:r>
         <w:rPr>
@@ -2937,21 +3163,12 @@
           <w:numId w:val="22"/>
         </w:numPr>
         <w:ind w:firstLineChars="0"/>
-        <w:rPr>
-          <w:rFonts w:hint="eastAsia"/>
-        </w:rPr>
-      </w:pPr>
-      <w:r>
-        <w:rPr>
-          <w:rFonts w:hint="eastAsia"/>
-        </w:rPr>
-        <w:t>sdb_sql_ctl start &lt;INSTNAME&gt;</w:t>
-      </w:r>
-      <w:r>
-        <w:rPr>
-          <w:rFonts w:hint="eastAsia"/>
-        </w:rPr>
-        <w:t xml:space="preserve"> </w:t>
+      </w:pPr>
+      <w:r>
+        <w:rPr>
+          <w:rFonts w:hint="eastAsia"/>
+        </w:rPr>
+        <w:t xml:space="preserve">sdb_sql_ctl start &lt;INSTNAME&gt; </w:t>
       </w:r>
       <w:r>
         <w:t>[-w] [-t SECS] [-o "OPTIONS"]</w:t>
@@ -2965,9 +3182,6 @@
           <w:numId w:val="22"/>
         </w:numPr>
         <w:ind w:firstLineChars="0"/>
-        <w:rPr>
-          <w:rFonts w:hint="eastAsia"/>
-        </w:rPr>
       </w:pPr>
       <w:r>
         <w:rPr>
@@ -3004,33 +3218,12 @@
           <w:numId w:val="22"/>
         </w:numPr>
         <w:ind w:firstLineChars="0"/>
-        <w:rPr>
-          <w:rFonts w:hint="eastAsia"/>
-        </w:rPr>
-      </w:pPr>
-      <w:r>
-        <w:rPr>
-          <w:rFonts w:hint="eastAsia"/>
-        </w:rPr>
-        <w:t xml:space="preserve">sdb_sql_ctl </w:t>
-      </w:r>
-      <w:r>
-        <w:rPr>
-          <w:rFonts w:hint="eastAsia"/>
-        </w:rPr>
-        <w:t>addsvc</w:t>
-      </w:r>
-      <w:r>
-        <w:rPr>
-          <w:rFonts w:hint="eastAsia"/>
-        </w:rPr>
-        <w:t xml:space="preserve"> </w:t>
-      </w:r>
-      <w:r>
-        <w:rPr>
-          <w:rFonts w:hint="eastAsia"/>
-        </w:rPr>
-        <w:t>&lt;SVCNAME&gt; &lt;INSTNAME&gt; [</w:t>
+      </w:pPr>
+      <w:r>
+        <w:rPr>
+          <w:rFonts w:hint="eastAsia"/>
+        </w:rPr>
+        <w:t>sdb_sql_ctl addsvc &lt;SVCNAME&gt; &lt;INSTNAME&gt; [</w:t>
       </w:r>
       <w:r>
         <w:rPr>
@@ -3049,9 +3242,6 @@
       <w:pPr>
         <w:pStyle w:val="ListParagraph"/>
         <w:ind w:left="1197" w:firstLineChars="0" w:firstLine="0"/>
-        <w:rPr>
-          <w:rFonts w:hint="eastAsia"/>
-        </w:rPr>
       </w:pPr>
       <w:r>
         <w:rPr>
@@ -3088,9 +3278,6 @@
       <w:pPr>
         <w:pStyle w:val="ListParagraph"/>
         <w:ind w:left="1197" w:firstLineChars="0" w:firstLine="0"/>
-        <w:rPr>
-          <w:rFonts w:hint="eastAsia"/>
-        </w:rPr>
       </w:pPr>
       <w:r>
         <w:rPr>
@@ -3170,9 +3357,6 @@
           <w:numId w:val="23"/>
         </w:numPr>
         <w:ind w:firstLineChars="0"/>
-        <w:rPr>
-          <w:rFonts w:hint="eastAsia"/>
-        </w:rPr>
       </w:pPr>
       <w:r>
         <w:rPr>
@@ -3209,9 +3393,6 @@
       <w:pPr>
         <w:pStyle w:val="ListParagraph"/>
         <w:ind w:left="1197" w:firstLineChars="0" w:firstLine="0"/>
-        <w:rPr>
-          <w:rFonts w:hint="eastAsia"/>
-        </w:rPr>
       </w:pPr>
       <w:r>
         <w:rPr>
@@ -3230,27 +3411,12 @@
       <w:pPr>
         <w:pStyle w:val="ListParagraph"/>
         <w:ind w:left="1197" w:firstLineChars="0" w:firstLine="0"/>
-        <w:rPr>
-          <w:rFonts w:hint="eastAsia"/>
-        </w:rPr>
-      </w:pPr>
-      <w:r>
-        <w:rPr>
-          <w:rFonts w:hint="eastAsia"/>
-        </w:rPr>
-        <w:t>-f</w:t>
-      </w:r>
-      <w:r>
-        <w:rPr>
-          <w:rFonts w:hint="eastAsia"/>
-        </w:rPr>
-        <w:t>c</w:t>
-      </w:r>
-      <w:r>
-        <w:rPr>
-          <w:rFonts w:hint="eastAsia"/>
-        </w:rPr>
-        <w:t xml:space="preserve"> &lt;fetch_count&gt;</w:t>
+      </w:pPr>
+      <w:r>
+        <w:rPr>
+          <w:rFonts w:hint="eastAsia"/>
+        </w:rPr>
+        <w:t>-f &lt;fetch_count&gt;</w:t>
       </w:r>
       <w:r>
         <w:rPr>
@@ -3272,15 +3438,12 @@
       <w:pPr>
         <w:pStyle w:val="ListParagraph"/>
         <w:ind w:left="1197" w:firstLineChars="0" w:firstLine="0"/>
-        <w:rPr>
-          <w:rFonts w:hint="eastAsia"/>
-        </w:rPr>
-      </w:pPr>
-      <w:r>
-        <w:rPr>
-          <w:rFonts w:hint="eastAsia"/>
-        </w:rPr>
-        <w:t>-cm</w:t>
+      </w:pPr>
+      <w:r>
+        <w:rPr>
+          <w:rFonts w:hint="eastAsia"/>
+        </w:rPr>
+        <w:t>-c</w:t>
       </w:r>
       <w:r>
         <w:t> </w:t>
@@ -3317,15 +3480,12 @@
       <w:pPr>
         <w:pStyle w:val="ListParagraph"/>
         <w:ind w:left="1197" w:firstLineChars="0" w:firstLine="0"/>
-        <w:rPr>
-          <w:rFonts w:hint="eastAsia"/>
-        </w:rPr>
-      </w:pPr>
-      <w:r>
-        <w:rPr>
-          <w:rFonts w:hint="eastAsia"/>
-        </w:rPr>
-        <w:t>-lm</w:t>
+      </w:pPr>
+      <w:r>
+        <w:rPr>
+          <w:rFonts w:hint="eastAsia"/>
+        </w:rPr>
+        <w:t>-e</w:t>
       </w:r>
       <w:r>
         <w:t> </w:t>
@@ -3350,15 +3510,18 @@
       <w:pPr>
         <w:pStyle w:val="ListParagraph"/>
         <w:ind w:left="1197" w:firstLineChars="0" w:firstLine="0"/>
-        <w:rPr>
-          <w:rFonts w:hint="eastAsia"/>
-        </w:rPr>
-      </w:pPr>
-      <w:r>
-        <w:rPr>
-          <w:rFonts w:hint="eastAsia"/>
-        </w:rPr>
-        <w:t>-mc &lt;</w:t>
+      </w:pPr>
+      <w:r>
+        <w:rPr>
+          <w:rFonts w:hint="eastAsia"/>
+        </w:rPr>
+        <w:t>-a</w:t>
+      </w:r>
+      <w:r>
+        <w:rPr>
+          <w:rFonts w:hint="eastAsia"/>
+        </w:rPr>
+        <w:t xml:space="preserve"> &lt;</w:t>
       </w:r>
       <w:r>
         <w:t>max_connections</w:t>
@@ -3383,9 +3546,6 @@
       <w:pPr>
         <w:pStyle w:val="ListParagraph"/>
         <w:ind w:left="1197" w:firstLineChars="0" w:firstLine="0"/>
-        <w:rPr>
-          <w:rFonts w:hint="eastAsia"/>
-        </w:rPr>
       </w:pPr>
     </w:p>
     <w:p>
@@ -3396,9 +3556,6 @@
           <w:numId w:val="21"/>
         </w:numPr>
         <w:ind w:firstLineChars="0"/>
-        <w:rPr>
-          <w:rFonts w:hint="eastAsia"/>
-        </w:rPr>
       </w:pPr>
       <w:r>
         <w:rPr>
@@ -3412,7 +3569,6 @@
         <w:pStyle w:val="ListParagraph"/>
         <w:ind w:left="777" w:firstLineChars="0" w:firstLine="0"/>
         <w:rPr>
-          <w:rFonts w:hint="eastAsia"/>
           <w:color w:val="5F497A" w:themeColor="accent4" w:themeShade="BF"/>
         </w:rPr>
       </w:pPr>
@@ -3421,21 +3577,7 @@
           <w:rFonts w:hint="eastAsia"/>
           <w:color w:val="5F497A" w:themeColor="accent4" w:themeShade="BF"/>
         </w:rPr>
-        <w:t xml:space="preserve">$ </w:t>
-      </w:r>
-      <w:r>
-        <w:rPr>
-          <w:rFonts w:hint="eastAsia"/>
-          <w:color w:val="5F497A" w:themeColor="accent4" w:themeShade="BF"/>
-        </w:rPr>
-        <w:t xml:space="preserve">sdb_sql_ctl </w:t>
-      </w:r>
-      <w:r>
-        <w:rPr>
-          <w:rFonts w:hint="eastAsia"/>
-          <w:color w:val="5F497A" w:themeColor="accent4" w:themeShade="BF"/>
-        </w:rPr>
-        <w:t>addi</w:t>
+        <w:t>$ sdb_sql_ctl addi</w:t>
       </w:r>
       <w:r>
         <w:rPr>
@@ -3463,7 +3605,6 @@
         <w:pStyle w:val="ListParagraph"/>
         <w:ind w:left="777" w:firstLineChars="0" w:firstLine="0"/>
         <w:rPr>
-          <w:rFonts w:hint="eastAsia"/>
           <w:color w:val="5F497A" w:themeColor="accent4" w:themeShade="BF"/>
         </w:rPr>
       </w:pPr>
@@ -3479,21 +3620,7 @@
           <w:rFonts w:hint="eastAsia"/>
           <w:color w:val="5F497A" w:themeColor="accent4" w:themeShade="BF"/>
         </w:rPr>
-        <w:t xml:space="preserve">sdb_sql_ctl </w:t>
-      </w:r>
-      <w:r>
-        <w:rPr>
-          <w:rFonts w:hint="eastAsia"/>
-          <w:color w:val="5F497A" w:themeColor="accent4" w:themeShade="BF"/>
-        </w:rPr>
-        <w:t>addsvc</w:t>
-      </w:r>
-      <w:r>
-        <w:rPr>
-          <w:rFonts w:hint="eastAsia"/>
-          <w:color w:val="5F497A" w:themeColor="accent4" w:themeShade="BF"/>
-        </w:rPr>
-        <w:t xml:space="preserve"> </w:t>
+        <w:t xml:space="preserve">sdb_sql_ctl addsvc </w:t>
       </w:r>
       <w:r>
         <w:rPr>
@@ -3521,9 +3648,6 @@
       <w:pPr>
         <w:pStyle w:val="ListParagraph"/>
         <w:ind w:left="777" w:firstLineChars="0" w:firstLine="0"/>
-        <w:rPr>
-          <w:rFonts w:hint="eastAsia"/>
-        </w:rPr>
       </w:pPr>
       <w:r>
         <w:rPr>
@@ -3585,7 +3709,6 @@
         <w:pStyle w:val="ListParagraph"/>
         <w:ind w:left="777" w:firstLineChars="0" w:firstLine="0"/>
         <w:rPr>
-          <w:rFonts w:hint="eastAsia"/>
           <w:color w:val="5F497A" w:themeColor="accent4" w:themeShade="BF"/>
         </w:rPr>
       </w:pPr>
@@ -3594,7 +3717,6 @@
           <w:rFonts w:hint="eastAsia"/>
           <w:color w:val="5F497A" w:themeColor="accent4" w:themeShade="BF"/>
         </w:rPr>
-        <w:lastRenderedPageBreak/>
         <w:t>$ service sequoiadbsql1 start</w:t>
       </w:r>
     </w:p>
@@ -3603,7 +3725,6 @@
         <w:pStyle w:val="ListParagraph"/>
         <w:ind w:left="777" w:firstLineChars="0" w:firstLine="0"/>
         <w:rPr>
-          <w:rFonts w:hint="eastAsia"/>
           <w:color w:val="5F497A" w:themeColor="accent4" w:themeShade="BF"/>
         </w:rPr>
       </w:pPr>
@@ -3620,7 +3741,6 @@
         <w:pStyle w:val="ListParagraph"/>
         <w:ind w:left="777" w:firstLineChars="0" w:firstLine="0"/>
         <w:rPr>
-          <w:rFonts w:hint="eastAsia"/>
           <w:color w:val="5F497A" w:themeColor="accent4" w:themeShade="BF"/>
         </w:rPr>
       </w:pPr>
@@ -3644,7 +3764,6 @@
         <w:pStyle w:val="ListParagraph"/>
         <w:ind w:left="777" w:firstLineChars="0" w:firstLine="0"/>
         <w:rPr>
-          <w:rFonts w:hint="eastAsia"/>
           <w:color w:val="5F497A" w:themeColor="accent4" w:themeShade="BF"/>
         </w:rPr>
       </w:pPr>
@@ -3661,7 +3780,6 @@
         <w:pStyle w:val="ListParagraph"/>
         <w:ind w:left="777" w:firstLineChars="0" w:firstLine="0"/>
         <w:rPr>
-          <w:rFonts w:hint="eastAsia"/>
           <w:color w:val="5F497A" w:themeColor="accent4" w:themeShade="BF"/>
         </w:rPr>
       </w:pPr>
@@ -3674,9 +3792,6 @@
           <w:numId w:val="21"/>
         </w:numPr>
         <w:ind w:firstLineChars="0"/>
-        <w:rPr>
-          <w:rFonts w:hint="eastAsia"/>
-        </w:rPr>
       </w:pPr>
       <w:r>
         <w:rPr>
@@ -3712,13 +3827,7 @@
         <w:rPr>
           <w:rFonts w:hint="eastAsia"/>
         </w:rPr>
-        <w:t>sdb_sql_ctl</w:t>
-      </w:r>
-      <w:r>
-        <w:rPr>
-          <w:rFonts w:hint="eastAsia"/>
-        </w:rPr>
-        <w:t xml:space="preserve"> status</w:t>
+        <w:t>sdb_sql_ctl status</w:t>
       </w:r>
       <w:r>
         <w:rPr>
@@ -3731,15 +3840,18 @@
           <w:rFonts w:hint="eastAsia"/>
         </w:rPr>
         <w:t>卸载会报错中止。</w:t>
+      </w:r>
+      <w:r>
+        <w:rPr>
+          <w:rFonts w:hint="eastAsia"/>
+        </w:rPr>
+        <w:t>卸载也会删除系统配置文件。</w:t>
       </w:r>
     </w:p>
     <w:p>
       <w:pPr>
         <w:pStyle w:val="ListParagraph"/>
         <w:ind w:left="777" w:firstLineChars="0" w:firstLine="0"/>
-        <w:rPr>
-          <w:rFonts w:hint="eastAsia"/>
-        </w:rPr>
       </w:pPr>
     </w:p>
     <w:p>
@@ -3750,9 +3862,6 @@
           <w:numId w:val="21"/>
         </w:numPr>
         <w:ind w:firstLineChars="0"/>
-        <w:rPr>
-          <w:rFonts w:hint="eastAsia"/>
-        </w:rPr>
       </w:pPr>
       <w:r>
         <w:rPr>
@@ -3761,13 +3870,7 @@
         <w:t>输出一份安装指导文档。</w:t>
       </w:r>
     </w:p>
-    <w:p>
-      <w:pPr>
-        <w:rPr>
-          <w:rFonts w:hint="eastAsia"/>
-        </w:rPr>
-      </w:pPr>
-    </w:p>
+    <w:p/>
     <w:p>
       <w:pPr>
         <w:pStyle w:val="Heading2"/>
@@ -4057,7 +4160,15 @@
           <w:rFonts w:hint="eastAsia"/>
           <w:color w:val="00B0F0"/>
         </w:rPr>
-        <w:t>验收用例通过</w:t>
+        <w:t>验</w:t>
+      </w:r>
+      <w:r>
+        <w:rPr>
+          <w:rFonts w:hint="eastAsia"/>
+          <w:color w:val="00B0F0"/>
+        </w:rPr>
+        <w:lastRenderedPageBreak/>
+        <w:t>收用例通过</w:t>
       </w:r>
       <w:r>
         <w:rPr>
@@ -4733,7 +4844,6 @@
         <w:rPr>
           <w:rFonts w:hint="eastAsia"/>
         </w:rPr>
-        <w:lastRenderedPageBreak/>
         <w:t>九、计划时间</w:t>
       </w:r>
     </w:p>

--- a/internal_doc/03.开发设计/Story_sequoiasql-oltp安装包优化.docx
+++ b/internal_doc/03.开发设计/Story_sequoiasql-oltp安装包优化.docx
@@ -1892,7 +1892,13 @@
         <w:rPr>
           <w:rFonts w:hint="eastAsia"/>
         </w:rPr>
-        <w:t>一台机器上支持安装多个版本的</w:t>
+        <w:t>一台机器上支持安装多个</w:t>
+      </w:r>
+      <w:r>
+        <w:rPr>
+          <w:rFonts w:hint="eastAsia"/>
+        </w:rPr>
+        <w:t>的</w:t>
       </w:r>
       <w:r>
         <w:rPr>
@@ -1917,12 +1923,6 @@
           <w:rFonts w:hint="eastAsia"/>
         </w:rPr>
         <w:t>区分多个版本。</w:t>
-      </w:r>
-      <w:r>
-        <w:rPr>
-          <w:rFonts w:hint="eastAsia"/>
-        </w:rPr>
-        <w:t>安装时，如果检测到其他版本的安装路径冲突，会报错退出。</w:t>
       </w:r>
     </w:p>
     <w:p>

--- a/internal_doc/03.开发设计/Story_sequoiasql-oltp安装包优化.docx
+++ b/internal_doc/03.开发设计/Story_sequoiasql-oltp安装包优化.docx
@@ -3510,6 +3510,9 @@
       <w:pPr>
         <w:pStyle w:val="ListParagraph"/>
         <w:ind w:left="1197" w:firstLineChars="0" w:firstLine="0"/>
+        <w:rPr>
+          <w:rFonts w:hint="eastAsia"/>
+        </w:rPr>
       </w:pPr>
       <w:r>
         <w:rPr>
@@ -3540,6 +3543,241 @@
       </w:r>
       <w:r>
         <w:t>max_connections</w:t>
+      </w:r>
+    </w:p>
+    <w:p>
+      <w:pPr>
+        <w:pStyle w:val="ListParagraph"/>
+        <w:ind w:left="1197" w:firstLineChars="0" w:firstLine="0"/>
+        <w:rPr>
+          <w:rFonts w:hint="eastAsia"/>
+        </w:rPr>
+      </w:pPr>
+    </w:p>
+    <w:p>
+      <w:pPr>
+        <w:pStyle w:val="ListParagraph"/>
+        <w:numPr>
+          <w:ilvl w:val="0"/>
+          <w:numId w:val="23"/>
+        </w:numPr>
+        <w:ind w:firstLineChars="0"/>
+        <w:rPr>
+          <w:rFonts w:hint="eastAsia"/>
+        </w:rPr>
+      </w:pPr>
+      <w:r>
+        <w:rPr>
+          <w:rFonts w:hint="eastAsia"/>
+        </w:rPr>
+        <w:t>参数检验：</w:t>
+      </w:r>
+    </w:p>
+    <w:p>
+      <w:pPr>
+        <w:pStyle w:val="ListParagraph"/>
+        <w:ind w:left="1197" w:firstLineChars="0" w:firstLine="0"/>
+        <w:rPr>
+          <w:rFonts w:hint="eastAsia"/>
+        </w:rPr>
+      </w:pPr>
+      <w:r>
+        <w:rPr>
+          <w:rFonts w:hint="eastAsia"/>
+        </w:rPr>
+        <w:t xml:space="preserve">-c </w:t>
+      </w:r>
+      <w:r>
+        <w:rPr>
+          <w:rFonts w:hint="eastAsia"/>
+        </w:rPr>
+        <w:t>取值</w:t>
+      </w:r>
+      <w:r>
+        <w:t>error</w:t>
+      </w:r>
+      <w:r>
+        <w:rPr>
+          <w:rFonts w:hint="eastAsia"/>
+        </w:rPr>
+        <w:t xml:space="preserve"> </w:t>
+      </w:r>
+      <w:r>
+        <w:t>warning</w:t>
+      </w:r>
+      <w:r>
+        <w:rPr>
+          <w:rFonts w:hint="eastAsia"/>
+        </w:rPr>
+        <w:t xml:space="preserve"> </w:t>
+      </w:r>
+      <w:r>
+        <w:t>notice</w:t>
+      </w:r>
+      <w:r>
+        <w:rPr>
+          <w:rFonts w:hint="eastAsia"/>
+        </w:rPr>
+        <w:t xml:space="preserve"> </w:t>
+      </w:r>
+      <w:r>
+        <w:t>log</w:t>
+      </w:r>
+      <w:r>
+        <w:rPr>
+          <w:rFonts w:hint="eastAsia"/>
+        </w:rPr>
+        <w:t xml:space="preserve"> </w:t>
+      </w:r>
+      <w:r>
+        <w:t>debug1</w:t>
+      </w:r>
+      <w:r>
+        <w:rPr>
+          <w:rFonts w:hint="eastAsia"/>
+        </w:rPr>
+        <w:t xml:space="preserve"> </w:t>
+      </w:r>
+      <w:r>
+        <w:t>debug2</w:t>
+      </w:r>
+      <w:r>
+        <w:rPr>
+          <w:rFonts w:hint="eastAsia"/>
+        </w:rPr>
+        <w:t xml:space="preserve"> </w:t>
+      </w:r>
+      <w:r>
+        <w:t>debug3</w:t>
+      </w:r>
+      <w:r>
+        <w:rPr>
+          <w:rFonts w:hint="eastAsia"/>
+        </w:rPr>
+        <w:t xml:space="preserve"> </w:t>
+      </w:r>
+      <w:r>
+        <w:t>debug4</w:t>
+      </w:r>
+      <w:r>
+        <w:rPr>
+          <w:rFonts w:hint="eastAsia"/>
+        </w:rPr>
+        <w:t xml:space="preserve"> </w:t>
+      </w:r>
+      <w:r>
+        <w:t>debug5</w:t>
+      </w:r>
+    </w:p>
+    <w:p>
+      <w:pPr>
+        <w:pStyle w:val="ListParagraph"/>
+        <w:ind w:left="1197" w:firstLineChars="0" w:firstLine="0"/>
+      </w:pPr>
+      <w:r>
+        <w:rPr>
+          <w:rFonts w:hint="eastAsia"/>
+        </w:rPr>
+        <w:t xml:space="preserve">-e </w:t>
+      </w:r>
+      <w:r>
+        <w:rPr>
+          <w:rFonts w:hint="eastAsia"/>
+        </w:rPr>
+        <w:t>取值</w:t>
+      </w:r>
+      <w:r>
+        <w:t>debug5 debug4 debug3 debug2 debug1 info notice warning error log fatal panic</w:t>
+      </w:r>
+    </w:p>
+    <w:p>
+      <w:pPr>
+        <w:pStyle w:val="ListParagraph"/>
+        <w:ind w:left="1197" w:firstLineChars="0" w:firstLine="0"/>
+        <w:rPr>
+          <w:rFonts w:hint="eastAsia"/>
+        </w:rPr>
+      </w:pPr>
+      <w:r>
+        <w:rPr>
+          <w:rFonts w:hint="eastAsia"/>
+        </w:rPr>
+        <w:t xml:space="preserve">-a </w:t>
+      </w:r>
+      <w:r>
+        <w:t>–</w:t>
+      </w:r>
+      <w:r>
+        <w:rPr>
+          <w:rFonts w:hint="eastAsia"/>
+        </w:rPr>
+        <w:t>f -p</w:t>
+      </w:r>
+      <w:r>
+        <w:rPr>
+          <w:rFonts w:hint="eastAsia"/>
+        </w:rPr>
+        <w:t>只能取数值</w:t>
+      </w:r>
+    </w:p>
+    <w:p>
+      <w:pPr>
+        <w:pStyle w:val="ListParagraph"/>
+        <w:ind w:left="1197" w:firstLineChars="0" w:firstLine="0"/>
+        <w:rPr>
+          <w:rFonts w:hint="eastAsia"/>
+        </w:rPr>
+      </w:pPr>
+      <w:r>
+        <w:rPr>
+          <w:rFonts w:hint="eastAsia"/>
+        </w:rPr>
+        <w:t xml:space="preserve">-m </w:t>
+      </w:r>
+      <w:r>
+        <w:rPr>
+          <w:rFonts w:hint="eastAsia"/>
+        </w:rPr>
+        <w:t>取值</w:t>
+      </w:r>
+      <w:r>
+        <w:rPr>
+          <w:rFonts w:hint="eastAsia"/>
+        </w:rPr>
+        <w:t xml:space="preserve"> fast smart </w:t>
+      </w:r>
+      <w:r>
+        <w:t>immediate</w:t>
+      </w:r>
+    </w:p>
+    <w:p>
+      <w:pPr>
+        <w:pStyle w:val="ListParagraph"/>
+        <w:ind w:left="1197" w:firstLineChars="0" w:firstLine="0"/>
+        <w:rPr>
+          <w:rFonts w:hint="eastAsia"/>
+        </w:rPr>
+      </w:pPr>
+      <w:r>
+        <w:rPr>
+          <w:rFonts w:hint="eastAsia"/>
+        </w:rPr>
+        <w:t>不传参数时打出帮助信息</w:t>
+      </w:r>
+    </w:p>
+    <w:p>
+      <w:pPr>
+        <w:pStyle w:val="ListParagraph"/>
+        <w:ind w:left="1197" w:firstLineChars="0" w:firstLine="0"/>
+        <w:rPr>
+          <w:rFonts w:hint="eastAsia"/>
+        </w:rPr>
+      </w:pPr>
+      <w:r>
+        <w:rPr>
+          <w:rFonts w:hint="eastAsia"/>
+        </w:rPr>
+        <w:t>传入多余参数会报错</w:t>
       </w:r>
     </w:p>
     <w:p>
@@ -3926,6 +4164,7 @@
                 <w:rFonts w:hint="eastAsia"/>
                 <w:b/>
               </w:rPr>
+              <w:lastRenderedPageBreak/>
               <w:t>编号</w:t>
             </w:r>
           </w:p>
@@ -4160,15 +4399,7 @@
           <w:rFonts w:hint="eastAsia"/>
           <w:color w:val="00B0F0"/>
         </w:rPr>
-        <w:t>验</w:t>
-      </w:r>
-      <w:r>
-        <w:rPr>
-          <w:rFonts w:hint="eastAsia"/>
-          <w:color w:val="00B0F0"/>
-        </w:rPr>
-        <w:lastRenderedPageBreak/>
-        <w:t>收用例通过</w:t>
+        <w:t>验收用例通过</w:t>
       </w:r>
       <w:r>
         <w:rPr>
@@ -5283,7 +5514,7 @@
   <w:abstractNum w:abstractNumId="0">
     <w:nsid w:val="0AB02EE8"/>
     <w:multiLevelType w:val="hybridMultilevel"/>
-    <w:tmpl w:val="8FBC8AFE"/>
+    <w:tmpl w:val="8C96EFC0"/>
     <w:lvl w:ilvl="0" w:tplc="0409000B">
       <w:start w:val="1"/>
       <w:numFmt w:val="bullet"/>

--- a/internal_doc/03.开发设计/Story_sequoiasql-oltp安装包优化.docx
+++ b/internal_doc/03.开发设计/Story_sequoiasql-oltp安装包优化.docx
@@ -1443,6 +1443,9 @@
           <w:numId w:val="21"/>
         </w:numPr>
         <w:ind w:firstLineChars="0"/>
+        <w:rPr>
+          <w:rFonts w:hint="eastAsia"/>
+        </w:rPr>
       </w:pPr>
       <w:r>
         <w:rPr>
@@ -1457,7 +1460,13 @@
         <w:rPr>
           <w:rFonts w:hint="eastAsia"/>
         </w:rPr>
-        <w:t>{INSTALL_DIR}</w:t>
+        <w:t>{installdir</w:t>
+      </w:r>
+      <w:r>
+        <w:rPr>
+          <w:rFonts w:hint="eastAsia"/>
+        </w:rPr>
+        <w:t>}</w:t>
       </w:r>
       <w:r>
         <w:rPr>
@@ -1499,6 +1508,154 @@
           <w:color w:val="000000" w:themeColor="text1"/>
         </w:rPr>
         <w:t>语句则不会再次写入。</w:t>
+      </w:r>
+    </w:p>
+    <w:p>
+      <w:pPr>
+        <w:pStyle w:val="ListParagraph"/>
+        <w:ind w:left="777" w:firstLineChars="0" w:firstLine="0"/>
+        <w:rPr>
+          <w:rFonts w:hint="eastAsia"/>
+        </w:rPr>
+      </w:pPr>
+      <w:r>
+        <w:rPr>
+          <w:rFonts w:hint="eastAsia"/>
+          <w:color w:val="000000" w:themeColor="text1"/>
+        </w:rPr>
+        <w:t>自动去除</w:t>
+      </w:r>
+      <w:r>
+        <w:rPr>
+          <w:rFonts w:hint="eastAsia"/>
+        </w:rPr>
+        <w:t>installdir</w:t>
+      </w:r>
+      <w:r>
+        <w:rPr>
+          <w:rFonts w:hint="eastAsia"/>
+        </w:rPr>
+        <w:t>中的</w:t>
+      </w:r>
+      <w:r>
+        <w:rPr>
+          <w:rFonts w:hint="eastAsia"/>
+          <w:color w:val="000000" w:themeColor="text1"/>
+        </w:rPr>
+        <w:t>多个</w:t>
+      </w:r>
+      <w:r>
+        <w:rPr>
+          <w:color w:val="000000" w:themeColor="text1"/>
+        </w:rPr>
+        <w:t>”</w:t>
+      </w:r>
+      <w:r>
+        <w:rPr>
+          <w:rFonts w:hint="eastAsia"/>
+          <w:color w:val="000000" w:themeColor="text1"/>
+        </w:rPr>
+        <w:t>/</w:t>
+      </w:r>
+      <w:r>
+        <w:rPr>
+          <w:color w:val="000000" w:themeColor="text1"/>
+        </w:rPr>
+        <w:t>”</w:t>
+      </w:r>
+      <w:r>
+        <w:rPr>
+          <w:rFonts w:hint="eastAsia"/>
+          <w:color w:val="000000" w:themeColor="text1"/>
+        </w:rPr>
+        <w:t>，如</w:t>
+      </w:r>
+    </w:p>
+    <w:p>
+      <w:pPr>
+        <w:pStyle w:val="ListParagraph"/>
+        <w:ind w:left="777" w:firstLineChars="0" w:firstLine="0"/>
+        <w:rPr>
+          <w:rFonts w:hint="eastAsia"/>
+          <w:color w:val="5F497A" w:themeColor="accent4" w:themeShade="BF"/>
+        </w:rPr>
+      </w:pPr>
+      <w:r>
+        <w:rPr>
+          <w:color w:val="5F497A" w:themeColor="accent4" w:themeShade="BF"/>
+        </w:rPr>
+        <w:t>export LD_LIBRARY_PATH=</w:t>
+      </w:r>
+      <w:r>
+        <w:rPr>
+          <w:rFonts w:hint="eastAsia"/>
+          <w:color w:val="5F497A" w:themeColor="accent4" w:themeShade="BF"/>
+        </w:rPr>
+        <w:t>/opt/sequoiasqloltp</w:t>
+      </w:r>
+      <w:r>
+        <w:rPr>
+          <w:color w:val="5F497A" w:themeColor="accent4" w:themeShade="BF"/>
+        </w:rPr>
+        <w:t>/</w:t>
+      </w:r>
+      <w:r>
+        <w:rPr>
+          <w:rFonts w:hint="eastAsia"/>
+          <w:color w:val="5F497A" w:themeColor="accent4" w:themeShade="BF"/>
+        </w:rPr>
+        <w:t>/</w:t>
+      </w:r>
+      <w:r>
+        <w:rPr>
+          <w:color w:val="5F497A" w:themeColor="accent4" w:themeShade="BF"/>
+        </w:rPr>
+        <w:t>lib:${LD_LIBRARY_PATH}</w:t>
+      </w:r>
+    </w:p>
+    <w:p>
+      <w:pPr>
+        <w:pStyle w:val="ListParagraph"/>
+        <w:ind w:left="777" w:firstLineChars="0" w:firstLine="0"/>
+        <w:rPr>
+          <w:rFonts w:hint="eastAsia"/>
+          <w:color w:val="000000" w:themeColor="text1"/>
+        </w:rPr>
+      </w:pPr>
+      <w:r>
+        <w:rPr>
+          <w:rFonts w:hint="eastAsia"/>
+          <w:color w:val="000000" w:themeColor="text1"/>
+        </w:rPr>
+        <w:t>转成</w:t>
+      </w:r>
+    </w:p>
+    <w:p>
+      <w:pPr>
+        <w:pStyle w:val="ListParagraph"/>
+        <w:ind w:left="777" w:firstLineChars="0" w:firstLine="0"/>
+        <w:rPr>
+          <w:color w:val="5F497A" w:themeColor="accent4" w:themeShade="BF"/>
+        </w:rPr>
+      </w:pPr>
+      <w:r>
+        <w:rPr>
+          <w:color w:val="5F497A" w:themeColor="accent4" w:themeShade="BF"/>
+        </w:rPr>
+        <w:t>export LD_LIBRARY_PATH=</w:t>
+      </w:r>
+      <w:r>
+        <w:rPr>
+          <w:rFonts w:hint="eastAsia"/>
+          <w:color w:val="5F497A" w:themeColor="accent4" w:themeShade="BF"/>
+        </w:rPr>
+        <w:t>/opt/sequoiasqloltp</w:t>
+      </w:r>
+      <w:r>
+        <w:rPr>
+          <w:color w:val="5F497A" w:themeColor="accent4" w:themeShade="BF"/>
+        </w:rPr>
+        <w:t>/lib:${LD_LIBRARY_PATH}</w:t>
       </w:r>
     </w:p>
     <w:p>
@@ -1652,13 +1809,25 @@
           <w:color w:val="5F497A" w:themeColor="accent4" w:themeShade="BF"/>
         </w:rPr>
         <w:br/>
-        <w:t>INSTALL_DIR=xxxxx </w:t>
+        <w:t>INSTALL</w:t>
       </w:r>
       <w:r>
         <w:rPr>
           <w:color w:val="5F497A" w:themeColor="accent4" w:themeShade="BF"/>
         </w:rPr>
+        <w:t>DIR=xxxxx </w:t>
+      </w:r>
+      <w:r>
+        <w:rPr>
+          <w:color w:val="5F497A" w:themeColor="accent4" w:themeShade="BF"/>
+        </w:rPr>
         <w:br/>
+      </w:r>
+      <w:r>
+        <w:rPr>
+          <w:color w:val="5F497A" w:themeColor="accent4" w:themeShade="BF"/>
+        </w:rPr>
+        <w:lastRenderedPageBreak/>
         <w:t>MD5=xxxxx </w:t>
       </w:r>
     </w:p>
@@ -1743,14 +1912,7 @@
         <w:rPr>
           <w:rFonts w:hint="eastAsia"/>
         </w:rPr>
-        <w:t xml:space="preserve">--prefix </w:t>
-      </w:r>
-      <w:r>
-        <w:rPr>
-          <w:rFonts w:hint="eastAsia"/>
-        </w:rPr>
-        <w:lastRenderedPageBreak/>
-        <w:t>/opt/oltp</w:t>
+        <w:t>--prefix /opt/oltp</w:t>
       </w:r>
       <w:r>
         <w:rPr>
@@ -2171,10 +2333,14 @@
             <w:pPr>
               <w:pStyle w:val="ListParagraph"/>
               <w:ind w:left="0" w:firstLineChars="0" w:firstLine="0"/>
-            </w:pPr>
-            <w:r>
-              <w:rPr>
-                <w:rFonts w:hint="eastAsia"/>
+              <w:rPr>
+                <w:sz w:val="20"/>
+              </w:rPr>
+            </w:pPr>
+            <w:r>
+              <w:rPr>
+                <w:rFonts w:hint="eastAsia"/>
+                <w:sz w:val="20"/>
               </w:rPr>
               <w:t>列出实例</w:t>
             </w:r>
@@ -2216,10 +2382,14 @@
             <w:pPr>
               <w:pStyle w:val="ListParagraph"/>
               <w:ind w:left="0" w:firstLineChars="0" w:firstLine="0"/>
-            </w:pPr>
-            <w:r>
-              <w:rPr>
-                <w:rFonts w:hint="eastAsia"/>
+              <w:rPr>
+                <w:sz w:val="20"/>
+              </w:rPr>
+            </w:pPr>
+            <w:r>
+              <w:rPr>
+                <w:rFonts w:hint="eastAsia"/>
+                <w:sz w:val="20"/>
               </w:rPr>
               <w:t>添加实例</w:t>
             </w:r>
@@ -2291,6 +2461,18 @@
               </w:rPr>
               <w:t xml:space="preserve"> [-l LOGFILENAME]</w:t>
             </w:r>
+            <w:r>
+              <w:t xml:space="preserve"> </w:t>
+            </w:r>
+            <w:r>
+              <w:rPr>
+                <w:rFonts w:hint="eastAsia"/>
+              </w:rPr>
+              <w:br/>
+            </w:r>
+            <w:r>
+              <w:t>[--skip-initdb] [-o "OPTIONS"]</w:t>
+            </w:r>
           </w:p>
         </w:tc>
       </w:tr>
@@ -2303,10 +2485,14 @@
             <w:pPr>
               <w:pStyle w:val="ListParagraph"/>
               <w:ind w:left="0" w:firstLineChars="0" w:firstLine="0"/>
-            </w:pPr>
-            <w:r>
-              <w:rPr>
-                <w:rFonts w:hint="eastAsia"/>
+              <w:rPr>
+                <w:sz w:val="20"/>
+              </w:rPr>
+            </w:pPr>
+            <w:r>
+              <w:rPr>
+                <w:rFonts w:hint="eastAsia"/>
+                <w:sz w:val="20"/>
               </w:rPr>
               <w:t>删除实例</w:t>
             </w:r>
@@ -2366,10 +2552,14 @@
             <w:pPr>
               <w:pStyle w:val="ListParagraph"/>
               <w:ind w:left="0" w:firstLineChars="0" w:firstLine="0"/>
-            </w:pPr>
-            <w:r>
-              <w:rPr>
-                <w:rFonts w:hint="eastAsia"/>
+              <w:rPr>
+                <w:sz w:val="20"/>
+              </w:rPr>
+            </w:pPr>
+            <w:r>
+              <w:rPr>
+                <w:rFonts w:hint="eastAsia"/>
+                <w:sz w:val="20"/>
               </w:rPr>
               <w:t>启动实例</w:t>
             </w:r>
@@ -2408,6 +2598,9 @@
               </w:rPr>
               <w:t>&gt;</w:t>
             </w:r>
+            <w:r>
+              <w:t xml:space="preserve"> [-o "OPTIONS"]</w:t>
+            </w:r>
           </w:p>
         </w:tc>
       </w:tr>
@@ -2420,12 +2613,17 @@
             <w:pPr>
               <w:pStyle w:val="ListParagraph"/>
               <w:ind w:left="0" w:firstLineChars="0" w:firstLine="0"/>
-            </w:pPr>
-            <w:r>
-              <w:rPr>
-                <w:rFonts w:hint="eastAsia"/>
-              </w:rPr>
-              <w:t>停止实例</w:t>
+              <w:rPr>
+                <w:rFonts w:hint="eastAsia"/>
+                <w:sz w:val="20"/>
+              </w:rPr>
+            </w:pPr>
+            <w:r>
+              <w:rPr>
+                <w:rFonts w:hint="eastAsia"/>
+                <w:sz w:val="20"/>
+              </w:rPr>
+              <w:t>启动所有实例</w:t>
             </w:r>
           </w:p>
         </w:tc>
@@ -2437,30 +2635,18 @@
             <w:pPr>
               <w:pStyle w:val="ListParagraph"/>
               <w:ind w:left="0" w:firstLineChars="0" w:firstLine="0"/>
-            </w:pPr>
-            <w:r>
-              <w:rPr>
-                <w:rFonts w:hint="eastAsia"/>
-              </w:rPr>
-              <w:t xml:space="preserve">sdb_sql_ctl stop </w:t>
-            </w:r>
-            <w:r>
-              <w:rPr>
-                <w:rFonts w:hint="eastAsia"/>
-              </w:rPr>
-              <w:t>&lt;</w:t>
-            </w:r>
-            <w:r>
-              <w:rPr>
-                <w:rFonts w:hint="eastAsia"/>
-              </w:rPr>
-              <w:t>INSTNAME</w:t>
-            </w:r>
-            <w:r>
-              <w:rPr>
-                <w:rFonts w:hint="eastAsia"/>
-              </w:rPr>
-              <w:t>&gt;</w:t>
+              <w:rPr>
+                <w:rFonts w:hint="eastAsia"/>
+              </w:rPr>
+            </w:pPr>
+            <w:r>
+              <w:rPr>
+                <w:rFonts w:hint="eastAsia"/>
+              </w:rPr>
+              <w:t>sdb_sql_ctl startall</w:t>
+            </w:r>
+            <w:r>
+              <w:t xml:space="preserve"> [-o "OPTIONS"]</w:t>
             </w:r>
           </w:p>
         </w:tc>
@@ -2474,12 +2660,16 @@
             <w:pPr>
               <w:pStyle w:val="ListParagraph"/>
               <w:ind w:left="0" w:firstLineChars="0" w:firstLine="0"/>
-            </w:pPr>
-            <w:r>
-              <w:rPr>
-                <w:rFonts w:hint="eastAsia"/>
-              </w:rPr>
-              <w:t>重启实例</w:t>
+              <w:rPr>
+                <w:sz w:val="20"/>
+              </w:rPr>
+            </w:pPr>
+            <w:r>
+              <w:rPr>
+                <w:rFonts w:hint="eastAsia"/>
+                <w:sz w:val="20"/>
+              </w:rPr>
+              <w:t>停止实例</w:t>
             </w:r>
           </w:p>
         </w:tc>
@@ -2496,7 +2686,7 @@
               <w:rPr>
                 <w:rFonts w:hint="eastAsia"/>
               </w:rPr>
-              <w:t xml:space="preserve">sdb_sql_ctl start </w:t>
+              <w:t xml:space="preserve">sdb_sql_ctl stop </w:t>
             </w:r>
             <w:r>
               <w:rPr>
@@ -2515,6 +2705,12 @@
                 <w:rFonts w:hint="eastAsia"/>
               </w:rPr>
               <w:t>&gt;</w:t>
+            </w:r>
+            <w:r>
+              <w:t xml:space="preserve"> </w:t>
+            </w:r>
+            <w:r>
+              <w:t>[-m SHUTDOWN-MODE]</w:t>
             </w:r>
           </w:p>
         </w:tc>
@@ -2528,12 +2724,17 @@
             <w:pPr>
               <w:pStyle w:val="ListParagraph"/>
               <w:ind w:left="0" w:firstLineChars="0" w:firstLine="0"/>
-            </w:pPr>
-            <w:r>
-              <w:rPr>
-                <w:rFonts w:hint="eastAsia"/>
-              </w:rPr>
-              <w:t>查询状态</w:t>
+              <w:rPr>
+                <w:rFonts w:hint="eastAsia"/>
+                <w:sz w:val="20"/>
+              </w:rPr>
+            </w:pPr>
+            <w:r>
+              <w:rPr>
+                <w:rFonts w:hint="eastAsia"/>
+                <w:sz w:val="20"/>
+              </w:rPr>
+              <w:t>停止所有实例</w:t>
             </w:r>
           </w:p>
         </w:tc>
@@ -2545,12 +2746,18 @@
             <w:pPr>
               <w:pStyle w:val="ListParagraph"/>
               <w:ind w:left="0" w:firstLineChars="0" w:firstLine="0"/>
-            </w:pPr>
-            <w:r>
-              <w:rPr>
-                <w:rFonts w:hint="eastAsia"/>
-              </w:rPr>
-              <w:t>sdb_sql_ctl status &lt;INSTNAME&gt;</w:t>
+              <w:rPr>
+                <w:rFonts w:hint="eastAsia"/>
+              </w:rPr>
+            </w:pPr>
+            <w:r>
+              <w:rPr>
+                <w:rFonts w:hint="eastAsia"/>
+              </w:rPr>
+              <w:t>sdb_sql_ctl stopall</w:t>
+            </w:r>
+            <w:r>
+              <w:t xml:space="preserve"> [-m SHUTDOWN-MODE]</w:t>
             </w:r>
           </w:p>
         </w:tc>
@@ -2564,12 +2771,16 @@
             <w:pPr>
               <w:pStyle w:val="ListParagraph"/>
               <w:ind w:left="0" w:firstLineChars="0" w:firstLine="0"/>
-            </w:pPr>
-            <w:r>
-              <w:rPr>
-                <w:rFonts w:hint="eastAsia"/>
-              </w:rPr>
-              <w:t>修改配置</w:t>
+              <w:rPr>
+                <w:sz w:val="20"/>
+              </w:rPr>
+            </w:pPr>
+            <w:r>
+              <w:rPr>
+                <w:rFonts w:hint="eastAsia"/>
+                <w:sz w:val="20"/>
+              </w:rPr>
+              <w:t>重启实例</w:t>
             </w:r>
           </w:p>
         </w:tc>
@@ -2586,7 +2797,53 @@
               <w:rPr>
                 <w:rFonts w:hint="eastAsia"/>
               </w:rPr>
-              <w:t>sdb_sql_ctl chconf &lt;INSTNAME&gt;</w:t>
+              <w:t xml:space="preserve">sdb_sql_ctl </w:t>
+            </w:r>
+            <w:r>
+              <w:rPr>
+                <w:rFonts w:hint="eastAsia"/>
+              </w:rPr>
+              <w:t>re</w:t>
+            </w:r>
+            <w:r>
+              <w:rPr>
+                <w:rFonts w:hint="eastAsia"/>
+              </w:rPr>
+              <w:t xml:space="preserve">start </w:t>
+            </w:r>
+            <w:r>
+              <w:rPr>
+                <w:rFonts w:hint="eastAsia"/>
+              </w:rPr>
+              <w:t>&lt;</w:t>
+            </w:r>
+            <w:r>
+              <w:rPr>
+                <w:rFonts w:hint="eastAsia"/>
+              </w:rPr>
+              <w:t>INSTNAME</w:t>
+            </w:r>
+            <w:r>
+              <w:rPr>
+                <w:rFonts w:hint="eastAsia"/>
+              </w:rPr>
+              <w:t>&gt;</w:t>
+            </w:r>
+            <w:r>
+              <w:t xml:space="preserve"> </w:t>
+            </w:r>
+            <w:r>
+              <w:t>[-m SHUTDOWN-MODE]</w:t>
+            </w:r>
+            <w:r>
+              <w:rPr>
+                <w:rFonts w:hint="eastAsia"/>
+              </w:rPr>
+              <w:br/>
+              <w:t xml:space="preserve"> </w:t>
+            </w:r>
+            <w:r>
+              <w:t>[-o "OPTIONS"]</w:t>
             </w:r>
           </w:p>
         </w:tc>
@@ -2600,12 +2857,16 @@
             <w:pPr>
               <w:pStyle w:val="ListParagraph"/>
               <w:ind w:left="0" w:firstLineChars="0" w:firstLine="0"/>
-            </w:pPr>
-            <w:r>
-              <w:rPr>
-                <w:rFonts w:hint="eastAsia"/>
-              </w:rPr>
-              <w:t>重载配置</w:t>
+              <w:rPr>
+                <w:sz w:val="20"/>
+              </w:rPr>
+            </w:pPr>
+            <w:r>
+              <w:rPr>
+                <w:rFonts w:hint="eastAsia"/>
+                <w:sz w:val="20"/>
+              </w:rPr>
+              <w:t>查询状态</w:t>
             </w:r>
           </w:p>
         </w:tc>
@@ -2622,7 +2883,19 @@
               <w:rPr>
                 <w:rFonts w:hint="eastAsia"/>
               </w:rPr>
-              <w:t>sdb_sql_ctl reload &lt;INSTNAME&gt;</w:t>
+              <w:t>sdb_sql_ctl status [</w:t>
+            </w:r>
+            <w:r>
+              <w:rPr>
+                <w:rFonts w:hint="eastAsia"/>
+              </w:rPr>
+              <w:t>INSTNAME</w:t>
+            </w:r>
+            <w:r>
+              <w:rPr>
+                <w:rFonts w:hint="eastAsia"/>
+              </w:rPr>
+              <w:t>]</w:t>
             </w:r>
           </w:p>
         </w:tc>
@@ -2636,12 +2909,16 @@
             <w:pPr>
               <w:pStyle w:val="ListParagraph"/>
               <w:ind w:left="0" w:firstLineChars="0" w:firstLine="0"/>
-            </w:pPr>
-            <w:r>
-              <w:rPr>
-                <w:rFonts w:hint="eastAsia"/>
-              </w:rPr>
-              <w:t>添加服务</w:t>
+              <w:rPr>
+                <w:sz w:val="20"/>
+              </w:rPr>
+            </w:pPr>
+            <w:r>
+              <w:rPr>
+                <w:rFonts w:hint="eastAsia"/>
+                <w:sz w:val="20"/>
+              </w:rPr>
+              <w:t>修改配置</w:t>
             </w:r>
           </w:p>
         </w:tc>
@@ -2653,12 +2930,122 @@
             <w:pPr>
               <w:pStyle w:val="ListParagraph"/>
               <w:ind w:left="0" w:firstLineChars="0" w:firstLine="0"/>
+              <w:rPr>
+                <w:rFonts w:hint="eastAsia"/>
+              </w:rPr>
+            </w:pPr>
+            <w:r>
+              <w:rPr>
+                <w:rFonts w:hint="eastAsia"/>
+              </w:rPr>
+              <w:t>sdb_sql_ctl chconf &lt;INSTNAME&gt;</w:t>
+            </w:r>
+            <w:r>
+              <w:t xml:space="preserve"> </w:t>
+            </w:r>
+            <w:r>
+              <w:t>[-p PORT] [-c LEVEL] [-e LEVEL] [-a MAX-CON]</w:t>
+            </w:r>
+          </w:p>
+          <w:p>
+            <w:pPr>
+              <w:pStyle w:val="ListParagraph"/>
+              <w:ind w:left="0" w:firstLineChars="0" w:firstLine="0"/>
+            </w:pPr>
+            <w:r>
+              <w:rPr>
+                <w:rFonts w:hint="eastAsia"/>
+              </w:rPr>
+              <w:t>sdb_sql_ctl chconf</w:t>
+            </w:r>
+            <w:r>
+              <w:t xml:space="preserve"> </w:t>
+            </w:r>
+            <w:r>
+              <w:t>[-f CNT]</w:t>
+            </w:r>
+          </w:p>
+        </w:tc>
+      </w:tr>
+      <w:tr>
+        <w:tc>
+          <w:tcPr>
+            <w:tcW w:w="1114" w:type="dxa"/>
+          </w:tcPr>
+          <w:p>
+            <w:pPr>
+              <w:pStyle w:val="ListParagraph"/>
+              <w:ind w:left="0" w:firstLineChars="0" w:firstLine="0"/>
+              <w:rPr>
+                <w:sz w:val="20"/>
+              </w:rPr>
+            </w:pPr>
+            <w:r>
+              <w:rPr>
+                <w:rFonts w:hint="eastAsia"/>
+                <w:sz w:val="20"/>
+              </w:rPr>
+              <w:t>重载配置</w:t>
+            </w:r>
+          </w:p>
+        </w:tc>
+        <w:tc>
+          <w:tcPr>
+            <w:tcW w:w="6297" w:type="dxa"/>
+          </w:tcPr>
+          <w:p>
+            <w:pPr>
+              <w:pStyle w:val="ListParagraph"/>
+              <w:ind w:left="0" w:firstLineChars="0" w:firstLine="0"/>
+            </w:pPr>
+            <w:r>
+              <w:rPr>
+                <w:rFonts w:hint="eastAsia"/>
+              </w:rPr>
+              <w:t>sdb_sql_ctl reload &lt;INSTNAME&gt;</w:t>
+            </w:r>
+          </w:p>
+        </w:tc>
+      </w:tr>
+      <w:tr>
+        <w:tc>
+          <w:tcPr>
+            <w:tcW w:w="1114" w:type="dxa"/>
+          </w:tcPr>
+          <w:p>
+            <w:pPr>
+              <w:pStyle w:val="ListParagraph"/>
+              <w:ind w:left="0" w:firstLineChars="0" w:firstLine="0"/>
+              <w:rPr>
+                <w:sz w:val="20"/>
+              </w:rPr>
+            </w:pPr>
+            <w:r>
+              <w:rPr>
+                <w:rFonts w:hint="eastAsia"/>
+                <w:sz w:val="20"/>
+              </w:rPr>
+              <w:t>添加服务</w:t>
+            </w:r>
+          </w:p>
+        </w:tc>
+        <w:tc>
+          <w:tcPr>
+            <w:tcW w:w="6297" w:type="dxa"/>
+          </w:tcPr>
+          <w:p>
+            <w:pPr>
+              <w:pStyle w:val="ListParagraph"/>
+              <w:ind w:left="0" w:firstLineChars="0" w:firstLine="0"/>
             </w:pPr>
             <w:r>
               <w:rPr>
                 <w:rFonts w:hint="eastAsia"/>
               </w:rPr>
               <w:t>sdb_sql_ctl addsvc &lt;SVCNAME&gt; &lt;INSTNAME&gt;</w:t>
+            </w:r>
+            <w:r>
+              <w:t xml:space="preserve"> [--autostart=BOOL]</w:t>
             </w:r>
           </w:p>
         </w:tc>
@@ -2708,36 +3095,87 @@
           <w:numId w:val="22"/>
         </w:numPr>
         <w:ind w:firstLineChars="0"/>
-      </w:pPr>
-      <w:r>
-        <w:t>list</w:t>
-      </w:r>
-      <w:r>
-        <w:rPr>
-          <w:rFonts w:hint="eastAsia"/>
-        </w:rPr>
-        <w:t>i</w:t>
-      </w:r>
-      <w:r>
-        <w:t>nsts</w:t>
-      </w:r>
-      <w:r>
-        <w:rPr>
-          <w:rFonts w:hint="eastAsia"/>
-        </w:rPr>
-        <w:t>通过扫描</w:t>
-      </w:r>
-      <w:r>
-        <w:rPr>
-          <w:rFonts w:hint="eastAsia"/>
-        </w:rPr>
-        <w:t>conf/instance</w:t>
-      </w:r>
-      <w:r>
-        <w:rPr>
-          <w:rFonts w:hint="eastAsia"/>
-        </w:rPr>
-        <w:t>下面的文件名，检验文件格式，列出所有的实例名。</w:t>
+        <w:rPr>
+          <w:rFonts w:hint="eastAsia"/>
+        </w:rPr>
+      </w:pPr>
+      <w:r>
+        <w:rPr>
+          <w:rFonts w:hint="eastAsia"/>
+        </w:rPr>
+        <w:t>执行以上命令的用户，可以为</w:t>
+      </w:r>
+      <w:r>
+        <w:rPr>
+          <w:rFonts w:hint="eastAsia"/>
+        </w:rPr>
+        <w:t>root</w:t>
+      </w:r>
+      <w:r>
+        <w:rPr>
+          <w:rFonts w:hint="eastAsia"/>
+        </w:rPr>
+        <w:t>或者</w:t>
+      </w:r>
+      <w:r>
+        <w:rPr>
+          <w:rFonts w:hint="eastAsia"/>
+        </w:rPr>
+        <w:t>sdbadmin</w:t>
+      </w:r>
+      <w:r>
+        <w:rPr>
+          <w:rFonts w:hint="eastAsia"/>
+        </w:rPr>
+        <w:t>，如果是</w:t>
+      </w:r>
+      <w:r>
+        <w:rPr>
+          <w:rFonts w:hint="eastAsia"/>
+        </w:rPr>
+        <w:t>root</w:t>
+      </w:r>
+      <w:r>
+        <w:rPr>
+          <w:rFonts w:hint="eastAsia"/>
+        </w:rPr>
+        <w:t>会自动切换到</w:t>
+      </w:r>
+      <w:r>
+        <w:rPr>
+          <w:rFonts w:hint="eastAsia"/>
+        </w:rPr>
+        <w:t>sdbadmin</w:t>
+      </w:r>
+      <w:r>
+        <w:rPr>
+          <w:rFonts w:hint="eastAsia"/>
+        </w:rPr>
+        <w:t>，其他用户会报错。</w:t>
+      </w:r>
+      <w:r>
+        <w:rPr>
+          <w:rFonts w:hint="eastAsia"/>
+        </w:rPr>
+        <w:t>addsvc/delsvc</w:t>
+      </w:r>
+      <w:r>
+        <w:rPr>
+          <w:rFonts w:hint="eastAsia"/>
+        </w:rPr>
+        <w:t>只能为</w:t>
+      </w:r>
+      <w:r>
+        <w:rPr>
+          <w:rFonts w:hint="eastAsia"/>
+        </w:rPr>
+        <w:t>root</w:t>
+      </w:r>
+      <w:r>
+        <w:rPr>
+          <w:rFonts w:hint="eastAsia"/>
+        </w:rPr>
+        <w:t>用户。</w:t>
       </w:r>
     </w:p>
     <w:p>
@@ -2750,372 +3188,41 @@
         <w:ind w:firstLineChars="0"/>
       </w:pPr>
       <w:r>
-        <w:rPr>
-          <w:rFonts w:hint="eastAsia"/>
-        </w:rPr>
-        <w:t>addi</w:t>
-      </w:r>
-      <w:r>
-        <w:t>nst</w:t>
-      </w:r>
-      <w:r>
-        <w:rPr>
-          <w:rFonts w:hint="eastAsia"/>
-        </w:rPr>
-        <w:t>会</w:t>
-      </w:r>
-      <w:r>
-        <w:rPr>
-          <w:rFonts w:hint="eastAsia"/>
-        </w:rPr>
-        <w:t>initdb</w:t>
-      </w:r>
-      <w:r>
-        <w:rPr>
-          <w:rFonts w:hint="eastAsia"/>
-        </w:rPr>
-        <w:t>，后修改配置文件</w:t>
-      </w:r>
-      <w:r>
-        <w:rPr>
-          <w:rFonts w:hint="eastAsia"/>
-        </w:rPr>
-        <w:t>${PGDATA}/</w:t>
-      </w:r>
-      <w:r>
-        <w:t>postgresql.conf</w:t>
-      </w:r>
-    </w:p>
-    <w:p>
-      <w:pPr>
-        <w:pStyle w:val="ListParagraph"/>
-        <w:ind w:left="1197" w:firstLineChars="0" w:firstLine="0"/>
-        <w:rPr>
-          <w:color w:val="5F497A" w:themeColor="accent4" w:themeShade="BF"/>
-        </w:rPr>
-      </w:pPr>
-      <w:r>
-        <w:rPr>
-          <w:color w:val="5F497A" w:themeColor="accent4" w:themeShade="BF"/>
-        </w:rPr>
-        <w:t>log_connections = on</w:t>
-      </w:r>
-    </w:p>
-    <w:p>
-      <w:pPr>
-        <w:pStyle w:val="ListParagraph"/>
-        <w:ind w:left="1197" w:firstLineChars="0" w:firstLine="0"/>
-        <w:rPr>
-          <w:color w:val="5F497A" w:themeColor="accent4" w:themeShade="BF"/>
-        </w:rPr>
-      </w:pPr>
-      <w:r>
-        <w:rPr>
-          <w:color w:val="5F497A" w:themeColor="accent4" w:themeShade="BF"/>
-        </w:rPr>
-        <w:t>log_disconnections = on</w:t>
-      </w:r>
-    </w:p>
-    <w:p>
-      <w:pPr>
-        <w:pStyle w:val="ListParagraph"/>
-        <w:ind w:left="1197" w:firstLineChars="0" w:firstLine="0"/>
-        <w:rPr>
-          <w:color w:val="5F497A" w:themeColor="accent4" w:themeShade="BF"/>
-        </w:rPr>
-      </w:pPr>
-      <w:r>
-        <w:rPr>
-          <w:color w:val="5F497A" w:themeColor="accent4" w:themeShade="BF"/>
-        </w:rPr>
-        <w:t>log_line_prefix = '%m %p %r'</w:t>
-      </w:r>
-    </w:p>
-    <w:p>
-      <w:pPr>
-        <w:pStyle w:val="ListParagraph"/>
-        <w:ind w:left="1197" w:firstLineChars="0" w:firstLine="0"/>
-        <w:rPr>
-          <w:color w:val="5F497A" w:themeColor="accent4" w:themeShade="BF"/>
-        </w:rPr>
-      </w:pPr>
-      <w:r>
-        <w:rPr>
-          <w:color w:val="5F497A" w:themeColor="accent4" w:themeShade="BF"/>
-        </w:rPr>
-        <w:t>exit_on_error = on</w:t>
-      </w:r>
-    </w:p>
-    <w:p>
-      <w:pPr>
-        <w:pStyle w:val="ListParagraph"/>
-        <w:ind w:left="1197" w:firstLineChars="0" w:firstLine="0"/>
-      </w:pPr>
-      <w:r>
-        <w:rPr>
-          <w:rFonts w:hint="eastAsia"/>
-        </w:rPr>
-        <w:t>修改</w:t>
-      </w:r>
-      <w:r>
-        <w:rPr>
-          <w:rFonts w:hint="eastAsia"/>
-        </w:rPr>
-        <w:t>${PGDATA}/</w:t>
-      </w:r>
-      <w:r>
-        <w:t>postgresql.conf</w:t>
-      </w:r>
-      <w:r>
-        <w:rPr>
-          <w:rFonts w:hint="eastAsia"/>
-        </w:rPr>
-        <w:t>监听地址</w:t>
-      </w:r>
-    </w:p>
-    <w:p>
-      <w:pPr>
-        <w:pStyle w:val="ListParagraph"/>
-        <w:ind w:left="1197" w:firstLineChars="0" w:firstLine="0"/>
-        <w:rPr>
-          <w:color w:val="5F497A" w:themeColor="accent4" w:themeShade="BF"/>
-        </w:rPr>
-      </w:pPr>
-      <w:r>
-        <w:rPr>
-          <w:color w:val="5F497A" w:themeColor="accent4" w:themeShade="BF"/>
-        </w:rPr>
-        <w:t>listen_addresses = '0.0.0.0'</w:t>
-      </w:r>
-    </w:p>
-    <w:p>
-      <w:pPr>
-        <w:pStyle w:val="ListParagraph"/>
-        <w:ind w:left="1197" w:firstLineChars="0" w:firstLine="0"/>
-      </w:pPr>
-      <w:r>
-        <w:rPr>
-          <w:rFonts w:hint="eastAsia"/>
-        </w:rPr>
-        <w:t>修改</w:t>
-      </w:r>
-      <w:r>
-        <w:rPr>
-          <w:rFonts w:hint="eastAsia"/>
-        </w:rPr>
-        <w:t>${PGDATA}/</w:t>
-      </w:r>
-      <w:r>
-        <w:t>pg_hba</w:t>
-      </w:r>
-      <w:r>
-        <w:t>.conf</w:t>
-      </w:r>
-      <w:r>
-        <w:rPr>
-          <w:rFonts w:hint="eastAsia"/>
-        </w:rPr>
-        <w:t>信任机器列表</w:t>
-      </w:r>
-    </w:p>
-    <w:p>
-      <w:pPr>
-        <w:pStyle w:val="ListParagraph"/>
-        <w:ind w:left="1197" w:firstLineChars="0" w:firstLine="0"/>
-      </w:pPr>
-      <w:r>
-        <w:rPr>
-          <w:color w:val="5F497A" w:themeColor="accent4" w:themeShade="BF"/>
-        </w:rPr>
-        <w:t># IPv4 local connections:</w:t>
-      </w:r>
-    </w:p>
-    <w:p>
-      <w:pPr>
-        <w:pStyle w:val="ListParagraph"/>
-        <w:ind w:left="1197" w:firstLineChars="0" w:firstLine="0"/>
-        <w:rPr>
-          <w:color w:val="5F497A" w:themeColor="accent4" w:themeShade="BF"/>
-        </w:rPr>
-      </w:pPr>
-      <w:r>
-        <w:rPr>
-          <w:color w:val="5F497A" w:themeColor="accent4" w:themeShade="BF"/>
-        </w:rPr>
-        <w:t xml:space="preserve">host   all  all </w:t>
-      </w:r>
-      <w:r>
-        <w:rPr>
-          <w:color w:val="5F497A" w:themeColor="accent4" w:themeShade="BF"/>
-        </w:rPr>
-        <w:t xml:space="preserve"> 0.0.0.0/0 </w:t>
-      </w:r>
-      <w:r>
-        <w:rPr>
-          <w:rFonts w:hint="eastAsia"/>
-          <w:color w:val="5F497A" w:themeColor="accent4" w:themeShade="BF"/>
-        </w:rPr>
-        <w:t xml:space="preserve"> </w:t>
-      </w:r>
-      <w:r>
-        <w:rPr>
-          <w:color w:val="5F497A" w:themeColor="accent4" w:themeShade="BF"/>
-        </w:rPr>
-        <w:t>trust</w:t>
-      </w:r>
-    </w:p>
-    <w:p>
-      <w:pPr>
-        <w:pStyle w:val="ListParagraph"/>
-        <w:ind w:left="1197" w:firstLineChars="0" w:firstLine="0"/>
-        <w:rPr>
-          <w:color w:val="5F497A" w:themeColor="accent4" w:themeShade="BF"/>
-        </w:rPr>
-      </w:pPr>
-    </w:p>
-    <w:p>
-      <w:pPr>
-        <w:pStyle w:val="ListParagraph"/>
-        <w:ind w:left="1197" w:firstLineChars="0" w:firstLine="0"/>
-      </w:pPr>
-      <w:r>
-        <w:rPr>
-          <w:rFonts w:hint="eastAsia"/>
-        </w:rPr>
-        <w:t>完整命令是</w:t>
-      </w:r>
-      <w:r>
-        <w:rPr>
-          <w:rFonts w:hint="eastAsia"/>
-        </w:rPr>
-        <w:t>sdb_sql_ctl addi</w:t>
-      </w:r>
-      <w:r>
-        <w:t>nst</w:t>
-      </w:r>
-      <w:r>
-        <w:rPr>
-          <w:rFonts w:hint="eastAsia"/>
-        </w:rPr>
-        <w:t xml:space="preserve"> &lt;INSTNAME&gt; [-D DATADIR] [-l LOGFILENAME] </w:t>
-      </w:r>
-      <w:r>
-        <w:t>[-o "OPTIONS"]</w:t>
-      </w:r>
-      <w:r>
-        <w:rPr>
-          <w:rFonts w:hint="eastAsia"/>
-        </w:rPr>
-        <w:t xml:space="preserve"> [</w:t>
-      </w:r>
-      <w:r>
-        <w:rPr>
-          <w:rFonts w:hint="eastAsia"/>
-        </w:rPr>
-        <w:t>--skip</w:t>
-      </w:r>
-      <w:r>
-        <w:rPr>
-          <w:rFonts w:hint="eastAsia"/>
-        </w:rPr>
-        <w:t>-</w:t>
-      </w:r>
-      <w:r>
-        <w:rPr>
-          <w:rFonts w:hint="eastAsia"/>
-        </w:rPr>
-        <w:t>initdb</w:t>
-      </w:r>
-      <w:r>
-        <w:rPr>
-          <w:rFonts w:hint="eastAsia"/>
-        </w:rPr>
-        <w:t>]</w:t>
-      </w:r>
-    </w:p>
-    <w:p>
-      <w:pPr>
-        <w:pStyle w:val="ListParagraph"/>
-        <w:ind w:left="1197" w:firstLineChars="0" w:firstLine="0"/>
-        <w:rPr>
-          <w:color w:val="5F497A" w:themeColor="accent4" w:themeShade="BF"/>
-        </w:rPr>
-      </w:pPr>
+        <w:t>list</w:t>
+      </w:r>
+      <w:r>
+        <w:rPr>
+          <w:rFonts w:hint="eastAsia"/>
+        </w:rPr>
+        <w:t>i</w:t>
+      </w:r>
+      <w:r>
+        <w:t>nsts</w:t>
+      </w:r>
+      <w:r>
+        <w:rPr>
+          <w:rFonts w:hint="eastAsia"/>
+        </w:rPr>
+        <w:t>通过扫描</w:t>
+      </w:r>
+      <w:r>
+        <w:rPr>
+          <w:rFonts w:hint="eastAsia"/>
+        </w:rPr>
+        <w:t>conf/instance</w:t>
+      </w:r>
+      <w:r>
+        <w:rPr>
+          <w:rFonts w:hint="eastAsia"/>
+        </w:rPr>
+        <w:t>下面的文件名，检验文件格式，列出所有的实例</w:t>
+      </w:r>
       <w:r>
         <w:rPr>
           <w:rFonts w:hint="eastAsia"/>
         </w:rPr>
         <w:lastRenderedPageBreak/>
-        <w:t>--skip_initdb</w:t>
-      </w:r>
-      <w:r>
-        <w:rPr>
-          <w:rFonts w:hint="eastAsia"/>
-        </w:rPr>
-        <w:t>是指不执行</w:t>
-      </w:r>
-      <w:r>
-        <w:rPr>
-          <w:rFonts w:hint="eastAsia"/>
-        </w:rPr>
-        <w:t>initdb</w:t>
-      </w:r>
-      <w:r>
-        <w:rPr>
-          <w:rFonts w:hint="eastAsia"/>
-        </w:rPr>
-        <w:t>操作，</w:t>
-      </w:r>
-      <w:r>
-        <w:rPr>
-          <w:rFonts w:hint="eastAsia"/>
-        </w:rPr>
-        <w:t>用于</w:t>
-      </w:r>
-      <w:r>
-        <w:rPr>
-          <w:rFonts w:hint="eastAsia"/>
-        </w:rPr>
-        <w:t>当用户已经</w:t>
-      </w:r>
-      <w:r>
-        <w:rPr>
-          <w:rFonts w:hint="eastAsia"/>
-        </w:rPr>
-        <w:t>bin/initdb</w:t>
-      </w:r>
-      <w:r>
-        <w:rPr>
-          <w:rFonts w:hint="eastAsia"/>
-        </w:rPr>
-        <w:t>创建了一个实例后，想添加到</w:t>
-      </w:r>
-      <w:r>
-        <w:rPr>
-          <w:rFonts w:hint="eastAsia"/>
-        </w:rPr>
-        <w:t>sdb_sql_ctl</w:t>
-      </w:r>
-      <w:r>
-        <w:rPr>
-          <w:rFonts w:hint="eastAsia"/>
-        </w:rPr>
-        <w:t>的实例管理中。</w:t>
-      </w:r>
-      <w:r>
-        <w:rPr>
-          <w:rFonts w:hint="eastAsia"/>
-        </w:rPr>
-        <w:t>也不会修改</w:t>
-      </w:r>
-      <w:r>
-        <w:t>postgresql.conf</w:t>
-      </w:r>
-      <w:r>
-        <w:rPr>
-          <w:rFonts w:hint="eastAsia"/>
-        </w:rPr>
-        <w:t>。</w:t>
+        <w:t>名。</w:t>
       </w:r>
     </w:p>
     <w:p>
@@ -3131,7 +3238,7 @@
         <w:rPr>
           <w:rFonts w:hint="eastAsia"/>
         </w:rPr>
-        <w:t>deli</w:t>
+        <w:t>addi</w:t>
       </w:r>
       <w:r>
         <w:t>nst</w:t>
@@ -3140,19 +3247,299 @@
         <w:rPr>
           <w:rFonts w:hint="eastAsia"/>
         </w:rPr>
-        <w:t>尝试停止实例，再删除</w:t>
-      </w:r>
-      <w:r>
-        <w:rPr>
-          <w:rFonts w:hint="eastAsia"/>
-        </w:rPr>
-        <w:t>PGDATA</w:t>
-      </w:r>
-      <w:r>
-        <w:rPr>
-          <w:rFonts w:hint="eastAsia"/>
-        </w:rPr>
-        <w:t>目录，如果停止失败，会报错退出。</w:t>
+        <w:t>会</w:t>
+      </w:r>
+      <w:r>
+        <w:rPr>
+          <w:rFonts w:hint="eastAsia"/>
+        </w:rPr>
+        <w:t>initdb</w:t>
+      </w:r>
+      <w:r>
+        <w:rPr>
+          <w:rFonts w:hint="eastAsia"/>
+        </w:rPr>
+        <w:t>，后修改配置文件</w:t>
+      </w:r>
+      <w:r>
+        <w:rPr>
+          <w:rFonts w:hint="eastAsia"/>
+        </w:rPr>
+        <w:t>${PGDATA}/</w:t>
+      </w:r>
+      <w:r>
+        <w:t>postgresql.conf</w:t>
+      </w:r>
+    </w:p>
+    <w:p>
+      <w:pPr>
+        <w:pStyle w:val="ListParagraph"/>
+        <w:ind w:left="1197" w:firstLineChars="0" w:firstLine="0"/>
+        <w:rPr>
+          <w:color w:val="5F497A" w:themeColor="accent4" w:themeShade="BF"/>
+        </w:rPr>
+      </w:pPr>
+      <w:r>
+        <w:rPr>
+          <w:color w:val="5F497A" w:themeColor="accent4" w:themeShade="BF"/>
+        </w:rPr>
+        <w:t>log_connections = on</w:t>
+      </w:r>
+    </w:p>
+    <w:p>
+      <w:pPr>
+        <w:pStyle w:val="ListParagraph"/>
+        <w:ind w:left="1197" w:firstLineChars="0" w:firstLine="0"/>
+        <w:rPr>
+          <w:color w:val="5F497A" w:themeColor="accent4" w:themeShade="BF"/>
+        </w:rPr>
+      </w:pPr>
+      <w:r>
+        <w:rPr>
+          <w:color w:val="5F497A" w:themeColor="accent4" w:themeShade="BF"/>
+        </w:rPr>
+        <w:t>log_disconnections = on</w:t>
+      </w:r>
+    </w:p>
+    <w:p>
+      <w:pPr>
+        <w:pStyle w:val="ListParagraph"/>
+        <w:ind w:left="1197" w:firstLineChars="0" w:firstLine="0"/>
+        <w:rPr>
+          <w:color w:val="5F497A" w:themeColor="accent4" w:themeShade="BF"/>
+        </w:rPr>
+      </w:pPr>
+      <w:r>
+        <w:rPr>
+          <w:color w:val="5F497A" w:themeColor="accent4" w:themeShade="BF"/>
+        </w:rPr>
+        <w:t>log_line_prefix = '%m %p %r'</w:t>
+      </w:r>
+    </w:p>
+    <w:p>
+      <w:pPr>
+        <w:pStyle w:val="ListParagraph"/>
+        <w:ind w:left="1197" w:firstLineChars="0" w:firstLine="0"/>
+        <w:rPr>
+          <w:color w:val="5F497A" w:themeColor="accent4" w:themeShade="BF"/>
+        </w:rPr>
+      </w:pPr>
+      <w:r>
+        <w:rPr>
+          <w:color w:val="5F497A" w:themeColor="accent4" w:themeShade="BF"/>
+        </w:rPr>
+        <w:t>exit_on_error = on</w:t>
+      </w:r>
+    </w:p>
+    <w:p>
+      <w:pPr>
+        <w:pStyle w:val="ListParagraph"/>
+        <w:ind w:left="1197" w:firstLineChars="0" w:firstLine="0"/>
+      </w:pPr>
+      <w:r>
+        <w:rPr>
+          <w:rFonts w:hint="eastAsia"/>
+        </w:rPr>
+        <w:t>修改</w:t>
+      </w:r>
+      <w:r>
+        <w:rPr>
+          <w:rFonts w:hint="eastAsia"/>
+        </w:rPr>
+        <w:t>${PGDATA}/</w:t>
+      </w:r>
+      <w:r>
+        <w:t>postgresql.conf</w:t>
+      </w:r>
+      <w:r>
+        <w:rPr>
+          <w:rFonts w:hint="eastAsia"/>
+        </w:rPr>
+        <w:t>监听地址</w:t>
+      </w:r>
+    </w:p>
+    <w:p>
+      <w:pPr>
+        <w:pStyle w:val="ListParagraph"/>
+        <w:ind w:left="1197" w:firstLineChars="0" w:firstLine="0"/>
+        <w:rPr>
+          <w:color w:val="5F497A" w:themeColor="accent4" w:themeShade="BF"/>
+        </w:rPr>
+      </w:pPr>
+      <w:r>
+        <w:rPr>
+          <w:color w:val="5F497A" w:themeColor="accent4" w:themeShade="BF"/>
+        </w:rPr>
+        <w:t>listen_addresses = '0.0.0.0'</w:t>
+      </w:r>
+    </w:p>
+    <w:p>
+      <w:pPr>
+        <w:pStyle w:val="ListParagraph"/>
+        <w:ind w:left="1197" w:firstLineChars="0" w:firstLine="0"/>
+      </w:pPr>
+      <w:r>
+        <w:rPr>
+          <w:rFonts w:hint="eastAsia"/>
+        </w:rPr>
+        <w:t>修改</w:t>
+      </w:r>
+      <w:r>
+        <w:rPr>
+          <w:rFonts w:hint="eastAsia"/>
+        </w:rPr>
+        <w:t>${PGDATA}/</w:t>
+      </w:r>
+      <w:r>
+        <w:t>pg_hba</w:t>
+      </w:r>
+      <w:r>
+        <w:t>.conf</w:t>
+      </w:r>
+      <w:r>
+        <w:rPr>
+          <w:rFonts w:hint="eastAsia"/>
+        </w:rPr>
+        <w:t>信任机器列表</w:t>
+      </w:r>
+    </w:p>
+    <w:p>
+      <w:pPr>
+        <w:pStyle w:val="ListParagraph"/>
+        <w:ind w:left="1197" w:firstLineChars="0" w:firstLine="0"/>
+      </w:pPr>
+      <w:r>
+        <w:rPr>
+          <w:color w:val="5F497A" w:themeColor="accent4" w:themeShade="BF"/>
+        </w:rPr>
+        <w:t># IPv4 local connections:</w:t>
+      </w:r>
+    </w:p>
+    <w:p>
+      <w:pPr>
+        <w:pStyle w:val="ListParagraph"/>
+        <w:ind w:left="1197" w:firstLineChars="0" w:firstLine="0"/>
+        <w:rPr>
+          <w:color w:val="5F497A" w:themeColor="accent4" w:themeShade="BF"/>
+        </w:rPr>
+      </w:pPr>
+      <w:r>
+        <w:rPr>
+          <w:color w:val="5F497A" w:themeColor="accent4" w:themeShade="BF"/>
+        </w:rPr>
+        <w:t xml:space="preserve">host   all  all </w:t>
+      </w:r>
+      <w:r>
+        <w:rPr>
+          <w:color w:val="5F497A" w:themeColor="accent4" w:themeShade="BF"/>
+        </w:rPr>
+        <w:t xml:space="preserve"> 0.0.0.0/0 </w:t>
+      </w:r>
+      <w:r>
+        <w:rPr>
+          <w:rFonts w:hint="eastAsia"/>
+          <w:color w:val="5F497A" w:themeColor="accent4" w:themeShade="BF"/>
+        </w:rPr>
+        <w:t xml:space="preserve"> </w:t>
+      </w:r>
+      <w:r>
+        <w:rPr>
+          <w:color w:val="5F497A" w:themeColor="accent4" w:themeShade="BF"/>
+        </w:rPr>
+        <w:t>trust</w:t>
+      </w:r>
+    </w:p>
+    <w:p>
+      <w:pPr>
+        <w:pStyle w:val="ListParagraph"/>
+        <w:ind w:left="1197" w:firstLineChars="0" w:firstLine="0"/>
+        <w:rPr>
+          <w:color w:val="5F497A" w:themeColor="accent4" w:themeShade="BF"/>
+        </w:rPr>
+      </w:pPr>
+    </w:p>
+    <w:p>
+      <w:pPr>
+        <w:pStyle w:val="ListParagraph"/>
+        <w:ind w:left="1197" w:firstLineChars="0" w:firstLine="0"/>
+        <w:rPr>
+          <w:color w:val="5F497A" w:themeColor="accent4" w:themeShade="BF"/>
+        </w:rPr>
+      </w:pPr>
+      <w:r>
+        <w:rPr>
+          <w:rFonts w:hint="eastAsia"/>
+        </w:rPr>
+        <w:t>--skip_initdb</w:t>
+      </w:r>
+      <w:r>
+        <w:rPr>
+          <w:rFonts w:hint="eastAsia"/>
+        </w:rPr>
+        <w:t>是指不执行</w:t>
+      </w:r>
+      <w:r>
+        <w:rPr>
+          <w:rFonts w:hint="eastAsia"/>
+        </w:rPr>
+        <w:t>initdb</w:t>
+      </w:r>
+      <w:r>
+        <w:rPr>
+          <w:rFonts w:hint="eastAsia"/>
+        </w:rPr>
+        <w:t>操作，</w:t>
+      </w:r>
+      <w:r>
+        <w:rPr>
+          <w:rFonts w:hint="eastAsia"/>
+        </w:rPr>
+        <w:t>用于</w:t>
+      </w:r>
+      <w:r>
+        <w:rPr>
+          <w:rFonts w:hint="eastAsia"/>
+        </w:rPr>
+        <w:t>当用户已经</w:t>
+      </w:r>
+      <w:r>
+        <w:rPr>
+          <w:rFonts w:hint="eastAsia"/>
+        </w:rPr>
+        <w:t>bin/initdb</w:t>
+      </w:r>
+      <w:r>
+        <w:rPr>
+          <w:rFonts w:hint="eastAsia"/>
+        </w:rPr>
+        <w:t>创建了一个实例后，想添加到</w:t>
+      </w:r>
+      <w:r>
+        <w:rPr>
+          <w:rFonts w:hint="eastAsia"/>
+        </w:rPr>
+        <w:t>sdb_sql_ctl</w:t>
+      </w:r>
+      <w:r>
+        <w:rPr>
+          <w:rFonts w:hint="eastAsia"/>
+        </w:rPr>
+        <w:t>的实例管理中。</w:t>
+      </w:r>
+      <w:r>
+        <w:rPr>
+          <w:rFonts w:hint="eastAsia"/>
+        </w:rPr>
+        <w:t>也不会修改</w:t>
+      </w:r>
+      <w:r>
+        <w:t>postgresql.conf</w:t>
+      </w:r>
+      <w:r>
+        <w:rPr>
+          <w:rFonts w:hint="eastAsia"/>
+        </w:rPr>
+        <w:t>。</w:t>
       </w:r>
     </w:p>
     <w:p>
@@ -3163,15 +3550,36 @@
           <w:numId w:val="22"/>
         </w:numPr>
         <w:ind w:firstLineChars="0"/>
-      </w:pPr>
-      <w:r>
-        <w:rPr>
-          <w:rFonts w:hint="eastAsia"/>
-        </w:rPr>
-        <w:t xml:space="preserve">sdb_sql_ctl start &lt;INSTNAME&gt; </w:t>
-      </w:r>
-      <w:r>
-        <w:t>[-w] [-t SECS] [-o "OPTIONS"]</w:t>
+        <w:rPr>
+          <w:rFonts w:hint="eastAsia"/>
+        </w:rPr>
+      </w:pPr>
+      <w:r>
+        <w:rPr>
+          <w:rFonts w:hint="eastAsia"/>
+        </w:rPr>
+        <w:t>deli</w:t>
+      </w:r>
+      <w:r>
+        <w:t>nst</w:t>
+      </w:r>
+      <w:r>
+        <w:rPr>
+          <w:rFonts w:hint="eastAsia"/>
+        </w:rPr>
+        <w:t>尝试停止实例，再删除</w:t>
+      </w:r>
+      <w:r>
+        <w:rPr>
+          <w:rFonts w:hint="eastAsia"/>
+        </w:rPr>
+        <w:t>PGDATA</w:t>
+      </w:r>
+      <w:r>
+        <w:rPr>
+          <w:rFonts w:hint="eastAsia"/>
+        </w:rPr>
+        <w:t>目录，如果停止失败，会报错退出。</w:t>
       </w:r>
     </w:p>
     <w:p>
@@ -3187,27 +3595,13 @@
         <w:rPr>
           <w:rFonts w:hint="eastAsia"/>
         </w:rPr>
-        <w:t>sdb_sql_ctl</w:t>
-      </w:r>
-      <w:r>
-        <w:t xml:space="preserve"> </w:t>
-      </w:r>
-      <w:r>
-        <w:t>restart [-w] [-t SECS] [-m SHUT</w:t>
-      </w:r>
-      <w:commentRangeStart w:id="0"/>
-      <w:r>
-        <w:t>DOWN-MO</w:t>
-      </w:r>
-      <w:commentRangeEnd w:id="0"/>
-      <w:r>
-        <w:rPr>
-          <w:rStyle w:val="CommentReference"/>
-        </w:rPr>
-        <w:commentReference w:id="0"/>
-      </w:r>
-      <w:r>
-        <w:t>DE] [-o "OPTIONS"]</w:t>
+        <w:t>status</w:t>
+      </w:r>
+      <w:r>
+        <w:rPr>
+          <w:rFonts w:hint="eastAsia"/>
+        </w:rPr>
+        <w:t>不加参数时，会列出所有实例的状态，包括进程号、端口号、数据目录、日志文件</w:t>
       </w:r>
     </w:p>
     <w:p>
@@ -3401,6 +3795,9 @@
         <w:t xml:space="preserve">-p </w:t>
       </w:r>
       <w:r>
+        <w:t>PORT</w:t>
+      </w:r>
+      <w:r>
         <w:rPr>
           <w:rFonts w:hint="eastAsia"/>
         </w:rPr>
@@ -3413,10 +3810,13 @@
         <w:ind w:left="1197" w:firstLineChars="0" w:firstLine="0"/>
       </w:pPr>
       <w:r>
-        <w:rPr>
-          <w:rFonts w:hint="eastAsia"/>
-        </w:rPr>
-        <w:t>-f &lt;fetch_count&gt;</w:t>
+        <w:t>-f CNT</w:t>
+      </w:r>
+      <w:r>
+        <w:rPr>
+          <w:rFonts w:hint="eastAsia"/>
+        </w:rPr>
+        <w:t xml:space="preserve"> </w:t>
       </w:r>
       <w:r>
         <w:rPr>
@@ -3440,19 +3840,7 @@
         <w:ind w:left="1197" w:firstLineChars="0" w:firstLine="0"/>
       </w:pPr>
       <w:r>
-        <w:rPr>
-          <w:rFonts w:hint="eastAsia"/>
-        </w:rPr>
-        <w:t>-c</w:t>
-      </w:r>
-      <w:r>
-        <w:t> </w:t>
-      </w:r>
-      <w:r>
-        <w:rPr>
-          <w:rFonts w:hint="eastAsia"/>
-        </w:rPr>
-        <w:t>&lt;log_level&gt;</w:t>
+        <w:t>-c CL-DEBUG-LEVEL</w:t>
       </w:r>
       <w:r>
         <w:rPr>
@@ -3482,19 +3870,7 @@
         <w:ind w:left="1197" w:firstLineChars="0" w:firstLine="0"/>
       </w:pPr>
       <w:r>
-        <w:rPr>
-          <w:rFonts w:hint="eastAsia"/>
-        </w:rPr>
-        <w:t>-e</w:t>
-      </w:r>
-      <w:r>
-        <w:t> </w:t>
-      </w:r>
-      <w:r>
-        <w:rPr>
-          <w:rFonts w:hint="eastAsia"/>
-        </w:rPr>
-        <w:t>&lt;log_level&gt;</w:t>
+        <w:t>-e DEBUG-LEVEL</w:t>
       </w:r>
       <w:r>
         <w:rPr>
@@ -3524,35 +3900,20 @@
         <w:rPr>
           <w:rFonts w:hint="eastAsia"/>
         </w:rPr>
-        <w:t xml:space="preserve"> &lt;</w:t>
+        <w:t xml:space="preserve"> </w:t>
+      </w:r>
+      <w:r>
+        <w:t xml:space="preserve">MAX-CON </w:t>
+      </w:r>
+      <w:r>
+        <w:rPr>
+          <w:rFonts w:hint="eastAsia"/>
+        </w:rPr>
+        <w:t>修改最大连接数</w:t>
       </w:r>
       <w:r>
         <w:t>max_connections</w:t>
       </w:r>
-      <w:r>
-        <w:rPr>
-          <w:rFonts w:hint="eastAsia"/>
-        </w:rPr>
-        <w:t>&gt;</w:t>
-      </w:r>
-      <w:r>
-        <w:rPr>
-          <w:rFonts w:hint="eastAsia"/>
-        </w:rPr>
-        <w:t>修改最大连接数</w:t>
-      </w:r>
-      <w:r>
-        <w:t>max_connections</w:t>
-      </w:r>
-    </w:p>
-    <w:p>
-      <w:pPr>
-        <w:pStyle w:val="ListParagraph"/>
-        <w:ind w:left="1197" w:firstLineChars="0" w:firstLine="0"/>
-        <w:rPr>
-          <w:rFonts w:hint="eastAsia"/>
-        </w:rPr>
-      </w:pPr>
     </w:p>
     <w:p>
       <w:pPr>
@@ -3749,6 +4110,48 @@
       <w:r>
         <w:t>immediate</w:t>
       </w:r>
+      <w:r>
+        <w:rPr>
+          <w:rFonts w:hint="eastAsia"/>
+        </w:rPr>
+        <w:t>，默认值</w:t>
+      </w:r>
+      <w:r>
+        <w:rPr>
+          <w:rFonts w:hint="eastAsia"/>
+        </w:rPr>
+        <w:t>fast</w:t>
+      </w:r>
+    </w:p>
+    <w:p>
+      <w:pPr>
+        <w:pStyle w:val="ListParagraph"/>
+        <w:ind w:left="1197" w:firstLineChars="0" w:firstLine="0"/>
+        <w:rPr>
+          <w:rFonts w:hint="eastAsia"/>
+        </w:rPr>
+      </w:pPr>
+      <w:r>
+        <w:t>--autostart</w:t>
+      </w:r>
+      <w:r>
+        <w:rPr>
+          <w:rFonts w:hint="eastAsia"/>
+        </w:rPr>
+        <w:t xml:space="preserve"> </w:t>
+      </w:r>
+      <w:r>
+        <w:rPr>
+          <w:rFonts w:hint="eastAsia"/>
+        </w:rPr>
+        <w:t>默认</w:t>
+      </w:r>
+      <w:r>
+        <w:rPr>
+          <w:rFonts w:hint="eastAsia"/>
+        </w:rPr>
+        <w:t>true</w:t>
+      </w:r>
     </w:p>
     <w:p>
       <w:pPr>
@@ -3915,6 +4318,12 @@
         <w:rPr>
           <w:rFonts w:hint="eastAsia"/>
         </w:rPr>
+        <w:t>需要</w:t>
+      </w:r>
+      <w:r>
+        <w:rPr>
+          <w:rFonts w:hint="eastAsia"/>
+        </w:rPr>
         <w:t>root</w:t>
       </w:r>
       <w:r>
@@ -4010,6 +4419,7 @@
           <w:rFonts w:hint="eastAsia"/>
           <w:color w:val="5F497A" w:themeColor="accent4" w:themeShade="BF"/>
         </w:rPr>
+        <w:lastRenderedPageBreak/>
         <w:t>$ service sequoiadbsql1 status</w:t>
       </w:r>
     </w:p>
@@ -4053,25 +4463,19 @@
         <w:rPr>
           <w:rFonts w:hint="eastAsia"/>
         </w:rPr>
+        <w:t>all</w:t>
+      </w:r>
+      <w:r>
+        <w:rPr>
+          <w:rFonts w:hint="eastAsia"/>
+        </w:rPr>
         <w:t>停止该安装目录所属的所有实例，如果停止失败，</w:t>
       </w:r>
       <w:r>
         <w:rPr>
           <w:rFonts w:hint="eastAsia"/>
         </w:rPr>
-        <w:t>或者</w:t>
-      </w:r>
-      <w:r>
-        <w:rPr>
-          <w:rFonts w:hint="eastAsia"/>
-        </w:rPr>
-        <w:t>sdb_sql_ctl status</w:t>
-      </w:r>
-      <w:r>
-        <w:rPr>
-          <w:rFonts w:hint="eastAsia"/>
-        </w:rPr>
-        <w:t>检测到还有实例进程残留，</w:t>
+        <w:t>，</w:t>
       </w:r>
       <w:r>
         <w:rPr>
@@ -4083,7 +4487,28 @@
         <w:rPr>
           <w:rFonts w:hint="eastAsia"/>
         </w:rPr>
-        <w:t>卸载也会删除系统配置文件。</w:t>
+        <w:t>卸载最终</w:t>
+      </w:r>
+      <w:r>
+        <w:rPr>
+          <w:rFonts w:hint="eastAsia"/>
+        </w:rPr>
+        <w:t>删除系统配置文件</w:t>
+      </w:r>
+      <w:r>
+        <w:rPr>
+          <w:rFonts w:hint="eastAsia"/>
+        </w:rPr>
+        <w:t>和相关的环境变量</w:t>
+      </w:r>
+      <w:r>
+        <w:t>LD_LIBRARY_PATH</w:t>
+      </w:r>
+      <w:r>
+        <w:rPr>
+          <w:rFonts w:hint="eastAsia"/>
+        </w:rPr>
+        <w:t>。</w:t>
       </w:r>
     </w:p>
     <w:p>
@@ -4105,7 +4530,19 @@
         <w:rPr>
           <w:rFonts w:hint="eastAsia"/>
         </w:rPr>
-        <w:t>输出一份安装指导文档。</w:t>
+        <w:t>信息中心添加资料：连接器</w:t>
+      </w:r>
+      <w:r>
+        <w:rPr>
+          <w:rFonts w:hint="eastAsia"/>
+        </w:rPr>
+        <w:t>---SequoiaSQL</w:t>
+      </w:r>
+      <w:r>
+        <w:rPr>
+          <w:rFonts w:hint="eastAsia"/>
+        </w:rPr>
+        <w:t>。</w:t>
       </w:r>
     </w:p>
     <w:p/>
@@ -4164,7 +4601,6 @@
                 <w:rFonts w:hint="eastAsia"/>
                 <w:b/>
               </w:rPr>
-              <w:lastRenderedPageBreak/>
               <w:t>编号</w:t>
             </w:r>
           </w:p>
@@ -5075,6 +5511,7 @@
         <w:rPr>
           <w:rFonts w:hint="eastAsia"/>
         </w:rPr>
+        <w:lastRenderedPageBreak/>
         <w:t>九、计划时间</w:t>
       </w:r>
     </w:p>
@@ -5445,30 +5882,6 @@
     </w:sectPr>
   </w:body>
 </w:document>
-</file>
-
-<file path=word/comments.xml><?xml version="1.0" encoding="utf-8"?>
-<w:comments xmlns:ve="http://schemas.openxmlformats.org/markup-compatibility/2006" xmlns:o="urn:schemas-microsoft-com:office:office" xmlns:r="http://schemas.openxmlformats.org/officeDocument/2006/relationships" xmlns:m="http://schemas.openxmlformats.org/officeDocument/2006/math" xmlns:v="urn:schemas-microsoft-com:vml" xmlns:wp="http://schemas.openxmlformats.org/drawingml/2006/wordprocessingDrawing" xmlns:w10="urn:schemas-microsoft-com:office:word" xmlns:w="http://schemas.openxmlformats.org/wordprocessingml/2006/main" xmlns:wne="http://schemas.microsoft.com/office/word/2006/wordml">
-  <w:comment w:id="0" w:author="yuting" w:date="2017-04-26T19:05:00Z" w:initials="y">
-    <w:p>
-      <w:pPr>
-        <w:pStyle w:val="CommentText"/>
-      </w:pPr>
-      <w:r>
-        <w:rPr>
-          <w:rStyle w:val="CommentReference"/>
-        </w:rPr>
-        <w:annotationRef/>
-      </w:r>
-      <w:r>
-        <w:rPr>
-          <w:rFonts w:hint="eastAsia"/>
-        </w:rPr>
-        <w:t>默认值</w:t>
-      </w:r>
-    </w:p>
-  </w:comment>
-</w:comments>
 </file>
 
 <file path=word/endnotes.xml><?xml version="1.0" encoding="utf-8"?>

--- a/internal_doc/03.开发设计/Story_sequoiasql-oltp安装包优化.docx
+++ b/internal_doc/03.开发设计/Story_sequoiasql-oltp安装包优化.docx
@@ -138,12 +138,27 @@
       </w:r>
     </w:p>
     <w:p>
-      <w:r>
-        <w:rPr>
-          <w:rFonts w:hint="eastAsia"/>
-        </w:rPr>
-        <w:t>xxx</w:t>
-      </w:r>
+      <w:pPr>
+        <w:rPr>
+          <w:rFonts w:hint="eastAsia"/>
+        </w:rPr>
+      </w:pPr>
+      <w:r>
+        <w:t>SEQUOIADBMAINSTREAM-</w:t>
+      </w:r>
+      <w:r>
+        <w:rPr>
+          <w:rFonts w:hint="eastAsia"/>
+        </w:rPr>
+        <w:t>2394</w:t>
+      </w:r>
+    </w:p>
+    <w:p>
+      <w:pPr>
+        <w:rPr>
+          <w:rFonts w:hint="eastAsia"/>
+        </w:rPr>
+      </w:pPr>
     </w:p>
     <w:p>
       <w:pPr>
@@ -825,6 +840,7 @@
               <w:rPr>
                 <w:color w:val="000000" w:themeColor="text1"/>
               </w:rPr>
+              <w:lastRenderedPageBreak/>
               <w:t>--</w:t>
             </w:r>
             <w:r>
@@ -1443,9 +1459,6 @@
           <w:numId w:val="21"/>
         </w:numPr>
         <w:ind w:firstLineChars="0"/>
-        <w:rPr>
-          <w:rFonts w:hint="eastAsia"/>
-        </w:rPr>
       </w:pPr>
       <w:r>
         <w:rPr>
@@ -1514,9 +1527,6 @@
       <w:pPr>
         <w:pStyle w:val="ListParagraph"/>
         <w:ind w:left="777" w:firstLineChars="0" w:firstLine="0"/>
-        <w:rPr>
-          <w:rFonts w:hint="eastAsia"/>
-        </w:rPr>
       </w:pPr>
       <w:r>
         <w:rPr>
@@ -1576,7 +1586,6 @@
         <w:pStyle w:val="ListParagraph"/>
         <w:ind w:left="777" w:firstLineChars="0" w:firstLine="0"/>
         <w:rPr>
-          <w:rFonts w:hint="eastAsia"/>
           <w:color w:val="5F497A" w:themeColor="accent4" w:themeShade="BF"/>
         </w:rPr>
       </w:pPr>
@@ -1618,7 +1627,6 @@
         <w:pStyle w:val="ListParagraph"/>
         <w:ind w:left="777" w:firstLineChars="0" w:firstLine="0"/>
         <w:rPr>
-          <w:rFonts w:hint="eastAsia"/>
           <w:color w:val="000000" w:themeColor="text1"/>
         </w:rPr>
       </w:pPr>
@@ -1809,6 +1817,12 @@
           <w:color w:val="5F497A" w:themeColor="accent4" w:themeShade="BF"/>
         </w:rPr>
         <w:br/>
+      </w:r>
+      <w:r>
+        <w:rPr>
+          <w:color w:val="5F497A" w:themeColor="accent4" w:themeShade="BF"/>
+        </w:rPr>
+        <w:lastRenderedPageBreak/>
         <w:t>INSTALL</w:t>
       </w:r>
       <w:r>
@@ -1822,12 +1836,6 @@
           <w:color w:val="5F497A" w:themeColor="accent4" w:themeShade="BF"/>
         </w:rPr>
         <w:br/>
-      </w:r>
-      <w:r>
-        <w:rPr>
-          <w:color w:val="5F497A" w:themeColor="accent4" w:themeShade="BF"/>
-        </w:rPr>
-        <w:lastRenderedPageBreak/>
         <w:t>MD5=xxxxx </w:t>
       </w:r>
     </w:p>
@@ -2614,7 +2622,6 @@
               <w:pStyle w:val="ListParagraph"/>
               <w:ind w:left="0" w:firstLineChars="0" w:firstLine="0"/>
               <w:rPr>
-                <w:rFonts w:hint="eastAsia"/>
                 <w:sz w:val="20"/>
               </w:rPr>
             </w:pPr>
@@ -2635,9 +2642,6 @@
             <w:pPr>
               <w:pStyle w:val="ListParagraph"/>
               <w:ind w:left="0" w:firstLineChars="0" w:firstLine="0"/>
-              <w:rPr>
-                <w:rFonts w:hint="eastAsia"/>
-              </w:rPr>
             </w:pPr>
             <w:r>
               <w:rPr>
@@ -2725,7 +2729,6 @@
               <w:pStyle w:val="ListParagraph"/>
               <w:ind w:left="0" w:firstLineChars="0" w:firstLine="0"/>
               <w:rPr>
-                <w:rFonts w:hint="eastAsia"/>
                 <w:sz w:val="20"/>
               </w:rPr>
             </w:pPr>
@@ -2746,9 +2749,6 @@
             <w:pPr>
               <w:pStyle w:val="ListParagraph"/>
               <w:ind w:left="0" w:firstLineChars="0" w:firstLine="0"/>
-              <w:rPr>
-                <w:rFonts w:hint="eastAsia"/>
-              </w:rPr>
             </w:pPr>
             <w:r>
               <w:rPr>
@@ -2930,9 +2930,6 @@
             <w:pPr>
               <w:pStyle w:val="ListParagraph"/>
               <w:ind w:left="0" w:firstLineChars="0" w:firstLine="0"/>
-              <w:rPr>
-                <w:rFonts w:hint="eastAsia"/>
-              </w:rPr>
             </w:pPr>
             <w:r>
               <w:rPr>
@@ -3095,9 +3092,6 @@
           <w:numId w:val="22"/>
         </w:numPr>
         <w:ind w:firstLineChars="0"/>
-        <w:rPr>
-          <w:rFonts w:hint="eastAsia"/>
-        </w:rPr>
       </w:pPr>
       <w:r>
         <w:rPr>
@@ -3188,6 +3182,7 @@
         <w:ind w:firstLineChars="0"/>
       </w:pPr>
       <w:r>
+        <w:lastRenderedPageBreak/>
         <w:t>list</w:t>
       </w:r>
       <w:r>
@@ -3215,14 +3210,7 @@
         <w:rPr>
           <w:rFonts w:hint="eastAsia"/>
         </w:rPr>
-        <w:t>下面的文件名，检验文件格式，列出所有的实例</w:t>
-      </w:r>
-      <w:r>
-        <w:rPr>
-          <w:rFonts w:hint="eastAsia"/>
-        </w:rPr>
-        <w:lastRenderedPageBreak/>
-        <w:t>名。</w:t>
+        <w:t>下面的文件名，检验文件格式，列出所有的实例名。</w:t>
       </w:r>
     </w:p>
     <w:p>
@@ -3550,9 +3538,6 @@
           <w:numId w:val="22"/>
         </w:numPr>
         <w:ind w:firstLineChars="0"/>
-        <w:rPr>
-          <w:rFonts w:hint="eastAsia"/>
-        </w:rPr>
       </w:pPr>
       <w:r>
         <w:rPr>
@@ -3886,9 +3871,6 @@
       <w:pPr>
         <w:pStyle w:val="ListParagraph"/>
         <w:ind w:left="1197" w:firstLineChars="0" w:firstLine="0"/>
-        <w:rPr>
-          <w:rFonts w:hint="eastAsia"/>
-        </w:rPr>
       </w:pPr>
       <w:r>
         <w:rPr>
@@ -3923,9 +3905,6 @@
           <w:numId w:val="23"/>
         </w:numPr>
         <w:ind w:firstLineChars="0"/>
-        <w:rPr>
-          <w:rFonts w:hint="eastAsia"/>
-        </w:rPr>
       </w:pPr>
       <w:r>
         <w:rPr>
@@ -3938,9 +3917,6 @@
       <w:pPr>
         <w:pStyle w:val="ListParagraph"/>
         <w:ind w:left="1197" w:firstLineChars="0" w:firstLine="0"/>
-        <w:rPr>
-          <w:rFonts w:hint="eastAsia"/>
-        </w:rPr>
       </w:pPr>
       <w:r>
         <w:rPr>
@@ -4055,9 +4031,6 @@
       <w:pPr>
         <w:pStyle w:val="ListParagraph"/>
         <w:ind w:left="1197" w:firstLineChars="0" w:firstLine="0"/>
-        <w:rPr>
-          <w:rFonts w:hint="eastAsia"/>
-        </w:rPr>
       </w:pPr>
       <w:r>
         <w:rPr>
@@ -4085,9 +4058,6 @@
       <w:pPr>
         <w:pStyle w:val="ListParagraph"/>
         <w:ind w:left="1197" w:firstLineChars="0" w:firstLine="0"/>
-        <w:rPr>
-          <w:rFonts w:hint="eastAsia"/>
-        </w:rPr>
       </w:pPr>
       <w:r>
         <w:rPr>
@@ -4127,9 +4097,6 @@
       <w:pPr>
         <w:pStyle w:val="ListParagraph"/>
         <w:ind w:left="1197" w:firstLineChars="0" w:firstLine="0"/>
-        <w:rPr>
-          <w:rFonts w:hint="eastAsia"/>
-        </w:rPr>
       </w:pPr>
       <w:r>
         <w:t>--autostart</w:t>
@@ -4157,9 +4124,6 @@
       <w:pPr>
         <w:pStyle w:val="ListParagraph"/>
         <w:ind w:left="1197" w:firstLineChars="0" w:firstLine="0"/>
-        <w:rPr>
-          <w:rFonts w:hint="eastAsia"/>
-        </w:rPr>
       </w:pPr>
       <w:r>
         <w:rPr>
@@ -4172,9 +4136,6 @@
       <w:pPr>
         <w:pStyle w:val="ListParagraph"/>
         <w:ind w:left="1197" w:firstLineChars="0" w:firstLine="0"/>
-        <w:rPr>
-          <w:rFonts w:hint="eastAsia"/>
-        </w:rPr>
       </w:pPr>
       <w:r>
         <w:rPr>
@@ -4396,6 +4357,7 @@
           <w:rFonts w:hint="eastAsia"/>
           <w:color w:val="5F497A" w:themeColor="accent4" w:themeShade="BF"/>
         </w:rPr>
+        <w:lastRenderedPageBreak/>
         <w:t xml:space="preserve">$ service sequoiadbsql1 </w:t>
       </w:r>
       <w:r>
@@ -4419,7 +4381,6 @@
           <w:rFonts w:hint="eastAsia"/>
           <w:color w:val="5F497A" w:themeColor="accent4" w:themeShade="BF"/>
         </w:rPr>
-        <w:lastRenderedPageBreak/>
         <w:t>$ service sequoiadbsql1 status</w:t>
       </w:r>
     </w:p>
